--- a/Despliegue de aplicaciones web/2 Trimestre/Apuntes/Apuntes SVFTPD.docx
+++ b/Despliegue de aplicaciones web/2 Trimestre/Apuntes/Apuntes SVFTPD.docx
@@ -6,6 +6,25 @@
       <w:pPr>
         <w:rPr>
           <w:b/>
+          <w:color w:val="FF0000"/>
+          <w:sz w:val="36"/>
+        </w:rPr>
+      </w:pPr>
+      <w:proofErr w:type="gramStart"/>
+      <w:r>
+        <w:rPr>
+          <w:b/>
+          <w:color w:val="FF0000"/>
+          <w:sz w:val="36"/>
+        </w:rPr>
+        <w:t>HAY QUE SABER HACER LOGS PERSONALIZADOS CON XFERLOG?</w:t>
+      </w:r>
+      <w:proofErr w:type="gramEnd"/>
+    </w:p>
+    <w:p>
+      <w:pPr>
+        <w:rPr>
+          <w:b/>
         </w:rPr>
       </w:pPr>
       <w:r>
@@ -453,25 +472,7 @@
         <w:rPr>
           <w:b/>
         </w:rPr>
-        <w:t xml:space="preserve">Ver </w:t>
-      </w:r>
-      <w:r>
-        <w:rPr>
-          <w:b/>
-        </w:rPr>
-        <w:t xml:space="preserve">usuarios </w:t>
-      </w:r>
-      <w:r>
-        <w:rPr>
-          <w:b/>
-        </w:rPr>
-        <w:t>locales en</w:t>
-      </w:r>
-      <w:r>
-        <w:rPr>
-          <w:b/>
-        </w:rPr>
-        <w:t xml:space="preserve"> la máquina local</w:t>
+        <w:t>Ver usuarios locales en la máquina local</w:t>
       </w:r>
     </w:p>
     <w:p>
@@ -532,134 +533,1088 @@
           <w:b/>
           <w:color w:val="FF0000"/>
         </w:rPr>
+        <w:t>: /</w:t>
+      </w:r>
+      <w:proofErr w:type="spellStart"/>
+      <w:r>
+        <w:rPr>
+          <w:b/>
+          <w:color w:val="FF0000"/>
+        </w:rPr>
+        <w:t>etc</w:t>
+      </w:r>
+      <w:proofErr w:type="spellEnd"/>
+      <w:r>
+        <w:rPr>
+          <w:b/>
+          <w:color w:val="FF0000"/>
+        </w:rPr>
+        <w:t>/</w:t>
+      </w:r>
+      <w:proofErr w:type="spellStart"/>
+      <w:r>
+        <w:rPr>
+          <w:b/>
+          <w:color w:val="FF0000"/>
+        </w:rPr>
+        <w:t>vsftpd</w:t>
+      </w:r>
+      <w:proofErr w:type="spellEnd"/>
+      <w:r>
+        <w:rPr>
+          <w:b/>
+          <w:color w:val="FF0000"/>
+        </w:rPr>
+        <w:t>/</w:t>
+      </w:r>
+      <w:proofErr w:type="spellStart"/>
+      <w:r>
+        <w:rPr>
+          <w:b/>
+          <w:color w:val="FF0000"/>
+        </w:rPr>
+        <w:t>users</w:t>
+      </w:r>
+      <w:proofErr w:type="spellEnd"/>
+      <w:r>
+        <w:rPr>
+          <w:b/>
+          <w:color w:val="FF0000"/>
+        </w:rPr>
+        <w:t>/desarrollador)</w:t>
+      </w:r>
+    </w:p>
+    <w:p>
+      <w:pPr>
+        <w:spacing w:after="0"/>
+      </w:pPr>
+      <w:proofErr w:type="spellStart"/>
+      <w:r>
+        <w:t>user_config_dir</w:t>
+      </w:r>
+      <w:proofErr w:type="spellEnd"/>
+      <w:r>
+        <w:t>=/</w:t>
+      </w:r>
+      <w:proofErr w:type="spellStart"/>
+      <w:r>
+        <w:t>etc</w:t>
+      </w:r>
+      <w:proofErr w:type="spellEnd"/>
+      <w:r>
+        <w:t>/</w:t>
+      </w:r>
+      <w:proofErr w:type="spellStart"/>
+      <w:r>
+        <w:t>vsftpd</w:t>
+      </w:r>
+      <w:proofErr w:type="spellEnd"/>
+      <w:r>
+        <w:t>/</w:t>
+      </w:r>
+      <w:proofErr w:type="spellStart"/>
+      <w:r>
+        <w:t>users</w:t>
+      </w:r>
+      <w:proofErr w:type="spellEnd"/>
+    </w:p>
+    <w:p>
+      <w:pPr>
+        <w:rPr>
+          <w:b/>
+          <w:color w:val="000000" w:themeColor="text1"/>
+        </w:rPr>
+      </w:pPr>
+      <w:r>
+        <w:rPr>
+          <w:b/>
+          <w:color w:val="000000" w:themeColor="text1"/>
+        </w:rPr>
+        <w:t>Asignar el directorio principal, es decir el home</w:t>
+      </w:r>
+    </w:p>
+    <w:p>
+      <w:pPr>
+        <w:rPr>
+          <w:b/>
+          <w:color w:val="FF0000"/>
+        </w:rPr>
+      </w:pPr>
+      <w:r>
+        <w:rPr>
+          <w:b/>
+          <w:color w:val="FF0000"/>
+        </w:rPr>
+        <w:lastRenderedPageBreak/>
+        <w:t xml:space="preserve">Requiere que el usuario tenga acceso a la carpeta, para ello requiere de permisos, usar </w:t>
+      </w:r>
+      <w:proofErr w:type="spellStart"/>
+      <w:r>
+        <w:rPr>
+          <w:b/>
+          <w:color w:val="FF0000"/>
+        </w:rPr>
+        <w:t>chown</w:t>
+      </w:r>
+      <w:proofErr w:type="spellEnd"/>
+      <w:r>
+        <w:rPr>
+          <w:b/>
+          <w:color w:val="FF0000"/>
+        </w:rPr>
+        <w:t xml:space="preserve"> </w:t>
+      </w:r>
+      <w:proofErr w:type="spellStart"/>
+      <w:proofErr w:type="gramStart"/>
+      <w:r>
+        <w:rPr>
+          <w:b/>
+          <w:color w:val="FF0000"/>
+        </w:rPr>
+        <w:t>desarrollador:desarrollador</w:t>
+      </w:r>
+      <w:proofErr w:type="spellEnd"/>
+      <w:proofErr w:type="gramEnd"/>
+      <w:r>
+        <w:rPr>
+          <w:b/>
+          <w:color w:val="FF0000"/>
+        </w:rPr>
+        <w:t xml:space="preserve"> y </w:t>
+      </w:r>
+      <w:proofErr w:type="spellStart"/>
+      <w:r>
+        <w:rPr>
+          <w:b/>
+          <w:color w:val="FF0000"/>
+        </w:rPr>
+        <w:t>chmod</w:t>
+      </w:r>
+      <w:proofErr w:type="spellEnd"/>
+      <w:r>
+        <w:rPr>
+          <w:b/>
+          <w:color w:val="FF0000"/>
+        </w:rPr>
+        <w:t xml:space="preserve"> 755</w:t>
+      </w:r>
+    </w:p>
+    <w:p>
+      <w:r>
+        <w:rPr>
+          <w:b/>
+          <w:color w:val="FF0000"/>
+        </w:rPr>
+        <w:t>Ejemplo de configuración personalizada para desarrollador</w:t>
+      </w:r>
+    </w:p>
+    <w:p>
+      <w:pPr>
+        <w:spacing w:after="0"/>
+      </w:pPr>
+      <w:proofErr w:type="spellStart"/>
+      <w:r>
+        <w:t>local_root</w:t>
+      </w:r>
+      <w:proofErr w:type="spellEnd"/>
+      <w:r>
+        <w:t>=/</w:t>
+      </w:r>
+      <w:proofErr w:type="spellStart"/>
+      <w:r>
+        <w:t>var</w:t>
+      </w:r>
+      <w:proofErr w:type="spellEnd"/>
+      <w:r>
+        <w:t>/www/desarrollador</w:t>
+      </w:r>
+    </w:p>
+    <w:p>
+      <w:pPr>
+        <w:spacing w:after="0"/>
+        <w:rPr>
+          <w:b/>
+        </w:rPr>
+      </w:pPr>
+      <w:r>
+        <w:rPr>
+          <w:b/>
+        </w:rPr>
+        <w:t>Permitir que apache (www-data) acceda a directorios que son de usuarios</w:t>
+      </w:r>
+      <w:r>
+        <w:rPr>
+          <w:b/>
+        </w:rPr>
+        <w:t xml:space="preserve"> metiéndolo a grupos</w:t>
+      </w:r>
+    </w:p>
+    <w:p>
+      <w:pPr>
+        <w:spacing w:after="0"/>
+      </w:pPr>
+      <w:r>
+        <w:t xml:space="preserve">sudo </w:t>
+      </w:r>
+      <w:proofErr w:type="spellStart"/>
+      <w:r>
+        <w:t>usermod</w:t>
+      </w:r>
+      <w:proofErr w:type="spellEnd"/>
+      <w:r>
+        <w:t xml:space="preserve"> -</w:t>
+      </w:r>
+      <w:proofErr w:type="spellStart"/>
+      <w:r>
+        <w:t>aG</w:t>
+      </w:r>
+      <w:proofErr w:type="spellEnd"/>
+      <w:r>
+        <w:t xml:space="preserve"> </w:t>
+      </w:r>
+      <w:r>
+        <w:t>desarrollador</w:t>
+      </w:r>
+      <w:r>
+        <w:t xml:space="preserve"> www-data</w:t>
+      </w:r>
+    </w:p>
+    <w:p>
+      <w:pPr>
+        <w:spacing w:after="0"/>
+        <w:rPr>
+          <w:b/>
+        </w:rPr>
+      </w:pPr>
+      <w:r>
+        <w:rPr>
+          <w:b/>
+        </w:rPr>
+        <w:t>Enjaular usuarios</w:t>
+      </w:r>
+    </w:p>
+    <w:p>
+      <w:pPr>
+        <w:spacing w:after="0"/>
+        <w:rPr>
+          <w:b/>
+          <w:color w:val="FF0000"/>
+        </w:rPr>
+      </w:pPr>
+      <w:r>
+        <w:rPr>
+          <w:b/>
+          <w:color w:val="FF0000"/>
+        </w:rPr>
+        <w:t xml:space="preserve">Si </w:t>
+      </w:r>
+      <w:proofErr w:type="spellStart"/>
+      <w:r>
+        <w:rPr>
+          <w:b/>
+          <w:color w:val="FF0000"/>
+        </w:rPr>
+        <w:t>chroot_local_user</w:t>
+      </w:r>
+      <w:proofErr w:type="spellEnd"/>
+      <w:r>
+        <w:rPr>
+          <w:b/>
+          <w:color w:val="FF0000"/>
+        </w:rPr>
+        <w:t xml:space="preserve">=YES la lista indica qué usuarios no van a ser enjaulados, si </w:t>
+      </w:r>
+      <w:proofErr w:type="spellStart"/>
+      <w:r>
+        <w:rPr>
+          <w:b/>
+          <w:color w:val="FF0000"/>
+        </w:rPr>
+        <w:t>chroot_local_user</w:t>
+      </w:r>
+      <w:proofErr w:type="spellEnd"/>
+      <w:r>
+        <w:rPr>
+          <w:b/>
+          <w:color w:val="FF0000"/>
+        </w:rPr>
+        <w:t>=</w:t>
+      </w:r>
+      <w:r>
+        <w:rPr>
+          <w:b/>
+          <w:color w:val="FF0000"/>
+        </w:rPr>
+        <w:t>NO la l</w:t>
+      </w:r>
+      <w:r>
+        <w:rPr>
+          <w:b/>
+          <w:color w:val="FF0000"/>
+        </w:rPr>
+        <w:t>i</w:t>
+      </w:r>
+      <w:r>
+        <w:rPr>
+          <w:b/>
+          <w:color w:val="FF0000"/>
+        </w:rPr>
+        <w:t>s</w:t>
+      </w:r>
+      <w:r>
+        <w:rPr>
+          <w:b/>
+          <w:color w:val="FF0000"/>
+        </w:rPr>
+        <w:t xml:space="preserve">ta indica qué usuarios sí </w:t>
+      </w:r>
+      <w:proofErr w:type="spellStart"/>
+      <w:proofErr w:type="gramStart"/>
+      <w:r>
+        <w:rPr>
+          <w:b/>
+          <w:color w:val="FF0000"/>
+        </w:rPr>
+        <w:t>vana</w:t>
+      </w:r>
+      <w:proofErr w:type="spellEnd"/>
+      <w:r>
+        <w:rPr>
+          <w:b/>
+          <w:color w:val="FF0000"/>
+        </w:rPr>
+        <w:t xml:space="preserve">  ser</w:t>
+      </w:r>
+      <w:proofErr w:type="gramEnd"/>
+      <w:r>
+        <w:rPr>
+          <w:b/>
+          <w:color w:val="FF0000"/>
+        </w:rPr>
+        <w:t xml:space="preserve"> enjaulados</w:t>
+      </w:r>
+    </w:p>
+    <w:p>
+      <w:pPr>
+        <w:spacing w:after="0"/>
+      </w:pPr>
+      <w:proofErr w:type="spellStart"/>
+      <w:r>
+        <w:t>chroot_local_user</w:t>
+      </w:r>
+      <w:proofErr w:type="spellEnd"/>
+      <w:r>
+        <w:t>=YES</w:t>
+      </w:r>
+    </w:p>
+    <w:p>
+      <w:pPr>
+        <w:spacing w:after="0"/>
+      </w:pPr>
+      <w:proofErr w:type="spellStart"/>
+      <w:r>
+        <w:t>chroot_list_enable</w:t>
+      </w:r>
+      <w:proofErr w:type="spellEnd"/>
+      <w:r>
+        <w:t>=YES</w:t>
+      </w:r>
+    </w:p>
+    <w:p>
+      <w:pPr>
+        <w:spacing w:after="0"/>
+      </w:pPr>
+      <w:proofErr w:type="spellStart"/>
+      <w:r>
+        <w:t>chroot_list_file</w:t>
+      </w:r>
+      <w:proofErr w:type="spellEnd"/>
+      <w:r>
+        <w:t>=/</w:t>
+      </w:r>
+      <w:proofErr w:type="spellStart"/>
+      <w:r>
+        <w:t>etc</w:t>
+      </w:r>
+      <w:proofErr w:type="spellEnd"/>
+      <w:r>
+        <w:t>/</w:t>
+      </w:r>
+      <w:proofErr w:type="spellStart"/>
+      <w:r>
+        <w:t>vsftpd.chroot_list</w:t>
+      </w:r>
+      <w:proofErr w:type="spellEnd"/>
+    </w:p>
+    <w:p>
+      <w:pPr>
+        <w:spacing w:after="0"/>
+        <w:rPr>
+          <w:b/>
+        </w:rPr>
+      </w:pPr>
+      <w:r>
+        <w:rPr>
+          <w:b/>
+        </w:rPr>
+        <w:t>Permitir escritura en el home</w:t>
+      </w:r>
+    </w:p>
+    <w:p>
+      <w:pPr>
+        <w:spacing w:after="0"/>
+        <w:rPr>
+          <w:b/>
+          <w:color w:val="FF0000"/>
+        </w:rPr>
+      </w:pPr>
+      <w:r>
+        <w:rPr>
+          <w:b/>
+          <w:color w:val="FF0000"/>
+        </w:rPr>
+        <w:t xml:space="preserve">Sirve para arreglar el error 500 OOPS: </w:t>
+      </w:r>
+      <w:proofErr w:type="spellStart"/>
+      <w:r>
+        <w:rPr>
+          <w:b/>
+          <w:color w:val="FF0000"/>
+        </w:rPr>
+        <w:t>vsftpd</w:t>
+      </w:r>
+      <w:proofErr w:type="spellEnd"/>
+      <w:r>
+        <w:rPr>
+          <w:b/>
+          <w:color w:val="FF0000"/>
+        </w:rPr>
         <w:t xml:space="preserve">: </w:t>
       </w:r>
-      <w:r>
-        <w:rPr>
-          <w:b/>
-          <w:color w:val="FF0000"/>
-        </w:rPr>
+      <w:proofErr w:type="spellStart"/>
+      <w:r>
+        <w:rPr>
+          <w:b/>
+          <w:color w:val="FF0000"/>
+        </w:rPr>
+        <w:t>refusing</w:t>
+      </w:r>
+      <w:proofErr w:type="spellEnd"/>
+      <w:r>
+        <w:rPr>
+          <w:b/>
+          <w:color w:val="FF0000"/>
+        </w:rPr>
+        <w:t xml:space="preserve"> to run with </w:t>
+      </w:r>
+      <w:proofErr w:type="spellStart"/>
+      <w:r>
+        <w:rPr>
+          <w:b/>
+          <w:color w:val="FF0000"/>
+        </w:rPr>
+        <w:t>writable</w:t>
+      </w:r>
+      <w:proofErr w:type="spellEnd"/>
+      <w:r>
+        <w:rPr>
+          <w:b/>
+          <w:color w:val="FF0000"/>
+        </w:rPr>
+        <w:t xml:space="preserve"> </w:t>
+      </w:r>
+      <w:proofErr w:type="spellStart"/>
+      <w:r>
+        <w:rPr>
+          <w:b/>
+          <w:color w:val="FF0000"/>
+        </w:rPr>
+        <w:t>root</w:t>
+      </w:r>
+      <w:proofErr w:type="spellEnd"/>
+      <w:r>
+        <w:rPr>
+          <w:b/>
+          <w:color w:val="FF0000"/>
+        </w:rPr>
+        <w:t xml:space="preserve"> </w:t>
+      </w:r>
+      <w:proofErr w:type="spellStart"/>
+      <w:r>
+        <w:rPr>
+          <w:b/>
+          <w:color w:val="FF0000"/>
+        </w:rPr>
+        <w:t>inside</w:t>
+      </w:r>
+      <w:proofErr w:type="spellEnd"/>
+      <w:r>
+        <w:rPr>
+          <w:b/>
+          <w:color w:val="FF0000"/>
+        </w:rPr>
+        <w:t xml:space="preserve"> </w:t>
+      </w:r>
+      <w:proofErr w:type="spellStart"/>
+      <w:proofErr w:type="gramStart"/>
+      <w:r>
+        <w:rPr>
+          <w:b/>
+          <w:color w:val="FF0000"/>
+        </w:rPr>
+        <w:t>chroot</w:t>
+      </w:r>
+      <w:proofErr w:type="spellEnd"/>
+      <w:r>
+        <w:rPr>
+          <w:b/>
+          <w:color w:val="FF0000"/>
+        </w:rPr>
+        <w:t>(</w:t>
+      </w:r>
+      <w:proofErr w:type="gramEnd"/>
+      <w:r>
+        <w:rPr>
+          <w:b/>
+          <w:color w:val="FF0000"/>
+        </w:rPr>
+        <w:t>)</w:t>
+      </w:r>
+    </w:p>
+    <w:p>
+      <w:proofErr w:type="spellStart"/>
+      <w:r>
+        <w:t>allow_writeable_chroot</w:t>
+      </w:r>
+      <w:proofErr w:type="spellEnd"/>
+      <w:r>
+        <w:t>=YES</w:t>
+      </w:r>
+    </w:p>
+    <w:p>
+      <w:pPr>
+        <w:spacing w:after="0"/>
+        <w:rPr>
+          <w:b/>
+        </w:rPr>
+      </w:pPr>
+      <w:r>
+        <w:rPr>
+          <w:b/>
+        </w:rPr>
+        <w:t xml:space="preserve">Denegar </w:t>
+      </w:r>
+      <w:r>
+        <w:rPr>
+          <w:b/>
+        </w:rPr>
+        <w:t>escritura en el home</w:t>
+      </w:r>
+    </w:p>
+    <w:p>
+      <w:pPr>
+        <w:spacing w:after="0"/>
+        <w:rPr>
+          <w:b/>
+          <w:color w:val="FF0000"/>
+        </w:rPr>
+      </w:pPr>
+      <w:r>
+        <w:rPr>
+          <w:b/>
+          <w:color w:val="FF0000"/>
+        </w:rPr>
+        <w:t>Configurar en el fichero de usuario personalizado</w:t>
+      </w:r>
+    </w:p>
+    <w:p>
+      <w:pPr>
+        <w:spacing w:after="0"/>
+      </w:pPr>
+      <w:proofErr w:type="spellStart"/>
+      <w:r>
+        <w:t>write_enable</w:t>
+      </w:r>
+      <w:proofErr w:type="spellEnd"/>
+      <w:r>
+        <w:t>=NO</w:t>
+      </w:r>
+    </w:p>
+    <w:p>
+      <w:pPr>
+        <w:spacing w:after="0"/>
+        <w:rPr>
+          <w:b/>
+        </w:rPr>
+      </w:pPr>
+      <w:r>
+        <w:rPr>
+          <w:b/>
+        </w:rPr>
+        <w:t xml:space="preserve">Registrar </w:t>
+      </w:r>
+      <w:r>
+        <w:rPr>
+          <w:b/>
+        </w:rPr>
+        <w:t xml:space="preserve">todas las transferencias en formato </w:t>
+      </w:r>
+      <w:proofErr w:type="spellStart"/>
+      <w:r>
+        <w:rPr>
+          <w:b/>
+        </w:rPr>
+        <w:t>xferlog</w:t>
+      </w:r>
+      <w:proofErr w:type="spellEnd"/>
+    </w:p>
+    <w:p>
+      <w:pPr>
+        <w:spacing w:after="0"/>
+      </w:pPr>
+      <w:proofErr w:type="spellStart"/>
+      <w:r>
+        <w:t>xferlog_enable</w:t>
+      </w:r>
+      <w:proofErr w:type="spellEnd"/>
+      <w:r>
+        <w:t>=YES</w:t>
+      </w:r>
+    </w:p>
+    <w:p>
+      <w:pPr>
+        <w:spacing w:after="0"/>
+      </w:pPr>
+      <w:proofErr w:type="spellStart"/>
+      <w:r>
+        <w:t>xferlog_std_format</w:t>
+      </w:r>
+      <w:proofErr w:type="spellEnd"/>
+      <w:r>
+        <w:t>=YES</w:t>
+      </w:r>
+    </w:p>
+    <w:p>
+      <w:pPr>
+        <w:spacing w:after="0"/>
+      </w:pPr>
+      <w:proofErr w:type="spellStart"/>
+      <w:r>
+        <w:t>xferlog_file</w:t>
+      </w:r>
+      <w:proofErr w:type="spellEnd"/>
+      <w:r>
+        <w:t>=/</w:t>
+      </w:r>
+      <w:proofErr w:type="spellStart"/>
+      <w:r>
+        <w:t>var</w:t>
+      </w:r>
+      <w:proofErr w:type="spellEnd"/>
+      <w:r>
+        <w:t>/log/vsftpd.log</w:t>
+      </w:r>
+    </w:p>
+    <w:p>
+      <w:pPr>
+        <w:spacing w:after="0"/>
+        <w:rPr>
+          <w:b/>
+        </w:rPr>
+      </w:pPr>
+      <w:r>
+        <w:rPr>
+          <w:b/>
+        </w:rPr>
+        <w:t>Obtener archivos del servidor</w:t>
+      </w:r>
+    </w:p>
+    <w:p>
+      <w:pPr>
+        <w:spacing w:after="0"/>
+        <w:rPr>
+          <w:b/>
+          <w:color w:val="FF0000"/>
+        </w:rPr>
+      </w:pPr>
+      <w:r>
+        <w:rPr>
+          <w:b/>
+          <w:color w:val="FF0000"/>
+        </w:rPr>
+        <w:t>Estar en una ruta local con permisos para poder descargar</w:t>
+      </w:r>
+    </w:p>
+    <w:p>
+      <w:pPr>
+        <w:spacing w:after="0"/>
+        <w:rPr>
+          <w:b/>
+          <w:color w:val="FF0000"/>
+        </w:rPr>
+      </w:pPr>
+      <w:r>
+        <w:rPr>
+          <w:b/>
+          <w:color w:val="FF0000"/>
+        </w:rPr>
+        <w:t>Un archivo</w:t>
+      </w:r>
+    </w:p>
+    <w:p>
+      <w:pPr>
+        <w:spacing w:after="0"/>
+      </w:pPr>
+      <w:proofErr w:type="spellStart"/>
+      <w:r>
+        <w:t>get</w:t>
+      </w:r>
+      <w:proofErr w:type="spellEnd"/>
+      <w:r>
+        <w:t xml:space="preserve"> prueba</w:t>
+      </w:r>
+    </w:p>
+    <w:p>
+      <w:pPr>
+        <w:spacing w:after="0"/>
+        <w:rPr>
+          <w:b/>
+          <w:color w:val="FF0000"/>
+        </w:rPr>
+      </w:pPr>
+      <w:r>
+        <w:rPr>
+          <w:b/>
+          <w:color w:val="FF0000"/>
+        </w:rPr>
+        <w:t>Varios archivos</w:t>
+      </w:r>
+    </w:p>
+    <w:p>
+      <w:pPr>
+        <w:spacing w:after="0"/>
+      </w:pPr>
+      <w:proofErr w:type="spellStart"/>
+      <w:r>
+        <w:t>mget</w:t>
+      </w:r>
+      <w:proofErr w:type="spellEnd"/>
+      <w:r>
+        <w:t xml:space="preserve"> prueba</w:t>
+      </w:r>
+      <w:r>
+        <w:t xml:space="preserve"> prueba2</w:t>
+      </w:r>
+    </w:p>
+    <w:p>
+      <w:pPr>
+        <w:spacing w:after="0"/>
+        <w:rPr>
+          <w:b/>
+        </w:rPr>
+      </w:pPr>
+      <w:r>
+        <w:rPr>
+          <w:b/>
+        </w:rPr>
+        <w:t>Subir archivos al servidor</w:t>
+      </w:r>
+    </w:p>
+    <w:p>
+      <w:pPr>
+        <w:spacing w:after="0"/>
+        <w:rPr>
+          <w:b/>
+          <w:color w:val="FF0000"/>
+        </w:rPr>
+      </w:pPr>
+      <w:r>
+        <w:rPr>
+          <w:b/>
+          <w:color w:val="FF0000"/>
+        </w:rPr>
+        <w:t>Un archivo</w:t>
+      </w:r>
+    </w:p>
+    <w:p>
+      <w:pPr>
+        <w:spacing w:after="0"/>
+      </w:pPr>
+      <w:proofErr w:type="spellStart"/>
+      <w:r>
+        <w:t>p</w:t>
+      </w:r>
+      <w:r>
+        <w:t>ut</w:t>
+      </w:r>
+      <w:proofErr w:type="spellEnd"/>
+      <w:r>
+        <w:t xml:space="preserve"> prueba</w:t>
+      </w:r>
+    </w:p>
+    <w:p>
+      <w:pPr>
+        <w:spacing w:after="0"/>
+        <w:rPr>
+          <w:b/>
+          <w:color w:val="FF0000"/>
+        </w:rPr>
+      </w:pPr>
+      <w:r>
+        <w:rPr>
+          <w:b/>
+          <w:color w:val="FF0000"/>
+        </w:rPr>
+        <w:t>Varios archivos</w:t>
+      </w:r>
+    </w:p>
+    <w:p>
+      <w:pPr>
+        <w:spacing w:after="0"/>
+      </w:pPr>
+      <w:proofErr w:type="spellStart"/>
+      <w:r>
+        <w:t>M</w:t>
+      </w:r>
+      <w:r>
+        <w:t>put</w:t>
+      </w:r>
+      <w:proofErr w:type="spellEnd"/>
+      <w:r>
+        <w:t xml:space="preserve"> prueba prueba2</w:t>
+      </w:r>
+    </w:p>
+    <w:p>
+      <w:pPr>
+        <w:spacing w:after="0"/>
+        <w:rPr>
+          <w:b/>
+        </w:rPr>
+      </w:pPr>
+      <w:r>
+        <w:rPr>
+          <w:b/>
+        </w:rPr>
+        <w:t>Configu</w:t>
+      </w:r>
+      <w:r>
+        <w:rPr>
+          <w:b/>
+        </w:rPr>
+        <w:t>rar el servidor en modo seguro</w:t>
+      </w:r>
+    </w:p>
+    <w:p>
+      <w:pPr>
+        <w:spacing w:after="0"/>
+        <w:rPr>
+          <w:b/>
+          <w:color w:val="FF0000"/>
+        </w:rPr>
+      </w:pPr>
+      <w:r>
+        <w:rPr>
+          <w:b/>
+          <w:color w:val="FF0000"/>
+        </w:rPr>
+        <w:t>C</w:t>
+      </w:r>
+      <w:r>
+        <w:rPr>
+          <w:b/>
+          <w:color w:val="FF0000"/>
+        </w:rPr>
+        <w:t xml:space="preserve">on </w:t>
+      </w:r>
+      <w:proofErr w:type="spellStart"/>
+      <w:r>
+        <w:rPr>
+          <w:b/>
+          <w:color w:val="FF0000"/>
+        </w:rPr>
+        <w:t>ftps</w:t>
+      </w:r>
+      <w:proofErr w:type="spellEnd"/>
+      <w:r>
+        <w:rPr>
+          <w:b/>
+          <w:color w:val="FF0000"/>
+        </w:rPr>
+        <w:t xml:space="preserve"> implícito</w:t>
+      </w:r>
+    </w:p>
+    <w:p>
+      <w:pPr>
+        <w:spacing w:after="0"/>
+      </w:pPr>
+      <w:proofErr w:type="spellStart"/>
+      <w:r>
+        <w:t>ssl_enable</w:t>
+      </w:r>
+      <w:proofErr w:type="spellEnd"/>
+      <w:r>
+        <w:t>=YES</w:t>
+      </w:r>
+    </w:p>
+    <w:p>
+      <w:pPr>
+        <w:spacing w:after="0"/>
+      </w:pPr>
+      <w:proofErr w:type="spellStart"/>
+      <w:r>
+        <w:t>implicit_ssl</w:t>
+      </w:r>
+      <w:proofErr w:type="spellEnd"/>
+      <w:r>
+        <w:t>=YES</w:t>
+      </w:r>
+    </w:p>
+    <w:p>
+      <w:pPr>
+        <w:spacing w:after="0"/>
+      </w:pPr>
+      <w:proofErr w:type="spellStart"/>
+      <w:r>
+        <w:t>listen_port</w:t>
+      </w:r>
+      <w:proofErr w:type="spellEnd"/>
+      <w:r>
+        <w:t>=990</w:t>
+      </w:r>
+    </w:p>
+    <w:p>
+      <w:pPr>
+        <w:spacing w:after="0"/>
+      </w:pPr>
+      <w:proofErr w:type="spellStart"/>
+      <w:r>
+        <w:t>allow_anon_ssl</w:t>
+      </w:r>
+      <w:proofErr w:type="spellEnd"/>
+      <w:r>
+        <w:t>=NO</w:t>
+      </w:r>
+    </w:p>
+    <w:p>
+      <w:pPr>
+        <w:spacing w:after="0"/>
+      </w:pPr>
+      <w:proofErr w:type="spellStart"/>
+      <w:r>
+        <w:t>force_local_data_ssl</w:t>
+      </w:r>
+      <w:proofErr w:type="spellEnd"/>
+      <w:r>
+        <w:t>=YES</w:t>
+      </w:r>
+    </w:p>
+    <w:p>
+      <w:pPr>
+        <w:spacing w:after="0"/>
+      </w:pPr>
+      <w:proofErr w:type="spellStart"/>
+      <w:r>
+        <w:t>force_local_logins_ssl</w:t>
+      </w:r>
+      <w:proofErr w:type="spellEnd"/>
+      <w:r>
+        <w:t>=YES</w:t>
+      </w:r>
+    </w:p>
+    <w:p>
+      <w:pPr>
+        <w:spacing w:after="0"/>
+      </w:pPr>
+      <w:r>
+        <w:lastRenderedPageBreak/>
+        <w:t>ssl_tlsv1=YES</w:t>
+      </w:r>
+    </w:p>
+    <w:p>
+      <w:pPr>
+        <w:spacing w:after="0"/>
+      </w:pPr>
+      <w:r>
+        <w:t>ssl_sslv2=NO</w:t>
+      </w:r>
+    </w:p>
+    <w:p>
+      <w:pPr>
+        <w:spacing w:after="0"/>
+      </w:pPr>
+      <w:r>
+        <w:t>ssl_sslv3=NO</w:t>
+      </w:r>
+    </w:p>
+    <w:p>
+      <w:pPr>
+        <w:spacing w:after="0"/>
+      </w:pPr>
+      <w:proofErr w:type="spellStart"/>
+      <w:r>
+        <w:t>ssl_ciphers</w:t>
+      </w:r>
+      <w:proofErr w:type="spellEnd"/>
+      <w:r>
+        <w:t>=HIGH</w:t>
+      </w:r>
+    </w:p>
+    <w:p>
+      <w:pPr>
+        <w:spacing w:after="0"/>
+      </w:pPr>
+      <w:proofErr w:type="spellStart"/>
+      <w:r>
+        <w:t>rsa_cert_file</w:t>
+      </w:r>
+      <w:proofErr w:type="spellEnd"/>
+      <w:r>
+        <w:t>=/</w:t>
+      </w:r>
+      <w:proofErr w:type="spellStart"/>
+      <w:r>
+        <w:t>etc</w:t>
+      </w:r>
+      <w:proofErr w:type="spellEnd"/>
+      <w:r>
         <w:t>/</w:t>
       </w:r>
       <w:proofErr w:type="spellStart"/>
       <w:r>
-        <w:rPr>
-          <w:b/>
-          <w:color w:val="FF0000"/>
-        </w:rPr>
-        <w:t>etc</w:t>
-      </w:r>
-      <w:proofErr w:type="spellEnd"/>
-      <w:r>
-        <w:rPr>
-          <w:b/>
-          <w:color w:val="FF0000"/>
-        </w:rPr>
+        <w:t>vsftpd</w:t>
+      </w:r>
+      <w:proofErr w:type="spellEnd"/>
+      <w:r>
         <w:t>/</w:t>
       </w:r>
       <w:proofErr w:type="spellStart"/>
       <w:r>
-        <w:rPr>
-          <w:b/>
-          <w:color w:val="FF0000"/>
-        </w:rPr>
-        <w:t>vsftpd</w:t>
-      </w:r>
-      <w:proofErr w:type="spellEnd"/>
-      <w:r>
-        <w:rPr>
-          <w:b/>
-          <w:color w:val="FF0000"/>
-        </w:rPr>
-        <w:t>/</w:t>
-      </w:r>
-      <w:proofErr w:type="spellStart"/>
-      <w:r>
-        <w:rPr>
-          <w:b/>
-          <w:color w:val="FF0000"/>
-        </w:rPr>
-        <w:t>users</w:t>
-      </w:r>
-      <w:proofErr w:type="spellEnd"/>
-      <w:r>
-        <w:rPr>
-          <w:b/>
-          <w:color w:val="FF0000"/>
-        </w:rPr>
-        <w:t>/desarrollador)</w:t>
-      </w:r>
-    </w:p>
-    <w:p>
-      <w:pPr>
-        <w:spacing w:after="0"/>
-      </w:pPr>
-      <w:proofErr w:type="spellStart"/>
-      <w:r>
-        <w:t>user_config_dir</w:t>
-      </w:r>
-      <w:proofErr w:type="spellEnd"/>
-      <w:r>
-        <w:t>=/</w:t>
-      </w:r>
-      <w:proofErr w:type="spellStart"/>
-      <w:r>
-        <w:t>etc</w:t>
-      </w:r>
-      <w:proofErr w:type="spellEnd"/>
-      <w:r>
-        <w:t>/</w:t>
-      </w:r>
-      <w:proofErr w:type="spellStart"/>
-      <w:r>
-        <w:t>vsftpd</w:t>
-      </w:r>
-      <w:proofErr w:type="spellEnd"/>
-      <w:r>
-        <w:t>/</w:t>
-      </w:r>
-      <w:proofErr w:type="spellStart"/>
-      <w:r>
-        <w:t>users</w:t>
-      </w:r>
-      <w:proofErr w:type="spellEnd"/>
-    </w:p>
-    <w:p>
-      <w:pPr>
-        <w:rPr>
-          <w:b/>
-          <w:color w:val="000000" w:themeColor="text1"/>
-        </w:rPr>
-      </w:pPr>
-      <w:r>
-        <w:rPr>
-          <w:b/>
-          <w:color w:val="000000" w:themeColor="text1"/>
-        </w:rPr>
-        <w:t>Asignar el directorio principal, es decir el home</w:t>
-      </w:r>
-    </w:p>
-    <w:p>
-      <w:pPr>
-        <w:rPr>
-          <w:b/>
-          <w:color w:val="FF0000"/>
-        </w:rPr>
-      </w:pPr>
-      <w:r>
-        <w:rPr>
-          <w:b/>
-          <w:color w:val="FF0000"/>
-        </w:rPr>
-        <w:t xml:space="preserve">Requiere que el usuario tenga acceso a la carpeta, para ello requiere de permisos, usar </w:t>
-      </w:r>
-      <w:proofErr w:type="spellStart"/>
-      <w:r>
-        <w:rPr>
-          <w:b/>
-          <w:color w:val="FF0000"/>
-        </w:rPr>
-        <w:t>chown</w:t>
+        <w:t>vsftpd.pem</w:t>
+      </w:r>
+      <w:proofErr w:type="spellEnd"/>
+    </w:p>
+    <w:p>
+      <w:pPr>
+        <w:spacing w:after="0"/>
+        <w:rPr>
+          <w:b/>
+          <w:color w:val="FF0000"/>
+        </w:rPr>
+      </w:pPr>
+      <w:r>
+        <w:rPr>
+          <w:b/>
+          <w:color w:val="FF0000"/>
+        </w:rPr>
+        <w:t xml:space="preserve">Con </w:t>
+      </w:r>
+      <w:proofErr w:type="spellStart"/>
+      <w:r>
+        <w:rPr>
+          <w:b/>
+          <w:color w:val="FF0000"/>
+        </w:rPr>
+        <w:t>ftps</w:t>
       </w:r>
       <w:proofErr w:type="spellEnd"/>
       <w:r>
@@ -669,90 +1624,84 @@
         </w:rPr>
         <w:t xml:space="preserve"> </w:t>
       </w:r>
-      <w:proofErr w:type="spellStart"/>
-      <w:proofErr w:type="gramStart"/>
-      <w:r>
-        <w:rPr>
-          <w:b/>
-          <w:color w:val="FF0000"/>
-        </w:rPr>
-        <w:t>desarrollador:desarrollador</w:t>
-      </w:r>
-      <w:proofErr w:type="spellEnd"/>
-      <w:proofErr w:type="gramEnd"/>
-      <w:r>
-        <w:rPr>
-          <w:b/>
-          <w:color w:val="FF0000"/>
-        </w:rPr>
-        <w:t xml:space="preserve"> y </w:t>
-      </w:r>
-      <w:proofErr w:type="spellStart"/>
-      <w:r>
-        <w:rPr>
-          <w:b/>
-          <w:color w:val="FF0000"/>
-        </w:rPr>
-        <w:t>chmod</w:t>
-      </w:r>
-      <w:proofErr w:type="spellEnd"/>
-      <w:r>
-        <w:rPr>
-          <w:b/>
-          <w:color w:val="FF0000"/>
-        </w:rPr>
-        <w:t xml:space="preserve"> 755</w:t>
-      </w:r>
-    </w:p>
-    <w:p>
-      <w:r>
-        <w:rPr>
-          <w:b/>
-          <w:color w:val="FF0000"/>
-        </w:rPr>
-        <w:t>Ejemplo de configuración personalizada para desarrollador</w:t>
-      </w:r>
-    </w:p>
-    <w:p>
-      <w:pPr>
-        <w:spacing w:after="0"/>
-      </w:pPr>
-      <w:proofErr w:type="spellStart"/>
-      <w:r>
-        <w:lastRenderedPageBreak/>
-        <w:t>local_root</w:t>
-      </w:r>
-      <w:proofErr w:type="spellEnd"/>
-      <w:r>
-        <w:t>=/</w:t>
-      </w:r>
-      <w:proofErr w:type="spellStart"/>
-      <w:r>
-        <w:t>var</w:t>
-      </w:r>
-      <w:proofErr w:type="spellEnd"/>
-      <w:r>
-        <w:t>/www/desarrollador</w:t>
-      </w:r>
-    </w:p>
-    <w:p>
-      <w:pPr>
-        <w:spacing w:after="0"/>
-        <w:rPr>
-          <w:b/>
-        </w:rPr>
-      </w:pPr>
-      <w:r>
-        <w:rPr>
-          <w:b/>
-        </w:rPr>
-        <w:t>Permitir que apache (www-data) acceda a directorios que son de usuarios</w:t>
-      </w:r>
-      <w:r>
-        <w:rPr>
-          <w:b/>
-        </w:rPr>
-        <w:t xml:space="preserve"> metiéndolo a grupos</w:t>
+      <w:r>
+        <w:rPr>
+          <w:b/>
+          <w:color w:val="FF0000"/>
+        </w:rPr>
+        <w:t>explícito</w:t>
+      </w:r>
+    </w:p>
+    <w:p>
+      <w:pPr>
+        <w:spacing w:after="0"/>
+        <w:rPr>
+          <w:rFonts w:ascii="Courier New" w:hAnsi="Courier New" w:cs="Courier New"/>
+          <w:b/>
+          <w:color w:val="FF0000"/>
+        </w:rPr>
+      </w:pPr>
+      <w:r>
+        <w:rPr>
+          <w:b/>
+          <w:color w:val="FF0000"/>
+        </w:rPr>
+        <w:t>Eliminar las directivas</w:t>
+      </w:r>
+      <w:r>
+        <w:rPr>
+          <w:rFonts w:ascii="Courier New" w:hAnsi="Courier New" w:cs="Courier New"/>
+          <w:b/>
+          <w:color w:val="FF0000"/>
+        </w:rPr>
+        <w:t xml:space="preserve"> </w:t>
+      </w:r>
+    </w:p>
+    <w:p>
+      <w:pPr>
+        <w:spacing w:after="0"/>
+      </w:pPr>
+      <w:proofErr w:type="spellStart"/>
+      <w:r>
+        <w:t>implicit_ssl</w:t>
+      </w:r>
+      <w:proofErr w:type="spellEnd"/>
+      <w:r>
+        <w:t>=YES</w:t>
+      </w:r>
+    </w:p>
+    <w:p>
+      <w:pPr>
+        <w:spacing w:after="0"/>
+      </w:pPr>
+      <w:proofErr w:type="spellStart"/>
+      <w:r>
+        <w:t>listen_port</w:t>
+      </w:r>
+      <w:proofErr w:type="spellEnd"/>
+      <w:r>
+        <w:t>=990</w:t>
+      </w:r>
+    </w:p>
+    <w:p>
+      <w:pPr>
+        <w:autoSpaceDE w:val="0"/>
+        <w:autoSpaceDN w:val="0"/>
+        <w:adjustRightInd w:val="0"/>
+        <w:spacing w:after="0" w:line="240" w:lineRule="auto"/>
+        <w:rPr>
+          <w:rFonts w:ascii="Courier New" w:hAnsi="Courier New" w:cs="Courier New"/>
+          <w:b/>
+          <w:color w:val="000000"/>
+        </w:rPr>
+      </w:pPr>
+      <w:r>
+        <w:rPr>
+          <w:rFonts w:ascii="Courier New" w:hAnsi="Courier New" w:cs="Courier New"/>
+          <w:b/>
+          <w:color w:val="000000"/>
+        </w:rPr>
+        <w:t>Conectar por consola al servidor seguro</w:t>
       </w:r>
     </w:p>
     <w:p>
@@ -764,334 +1713,45 @@
       </w:r>
       <w:proofErr w:type="spellStart"/>
       <w:r>
-        <w:t>usermod</w:t>
-      </w:r>
-      <w:proofErr w:type="spellEnd"/>
-      <w:r>
-        <w:t xml:space="preserve"> -</w:t>
-      </w:r>
-      <w:proofErr w:type="spellStart"/>
-      <w:r>
-        <w:t>aG</w:t>
+        <w:t>apt</w:t>
       </w:r>
       <w:proofErr w:type="spellEnd"/>
       <w:r>
         <w:t xml:space="preserve"> </w:t>
       </w:r>
-      <w:r>
-        <w:t>desarrollador</w:t>
-      </w:r>
-      <w:r>
-        <w:t xml:space="preserve"> www-data</w:t>
-      </w:r>
-    </w:p>
-    <w:p>
-      <w:pPr>
-        <w:spacing w:after="0"/>
-        <w:rPr>
-          <w:b/>
-        </w:rPr>
-      </w:pPr>
-      <w:r>
-        <w:rPr>
-          <w:b/>
-        </w:rPr>
-        <w:t>Enjaular usuarios</w:t>
-      </w:r>
-    </w:p>
-    <w:p>
-      <w:pPr>
-        <w:spacing w:after="0"/>
-        <w:rPr>
-          <w:b/>
-          <w:color w:val="FF0000"/>
-        </w:rPr>
-      </w:pPr>
-      <w:r>
-        <w:rPr>
-          <w:b/>
-          <w:color w:val="FF0000"/>
-        </w:rPr>
-        <w:t xml:space="preserve">Si </w:t>
-      </w:r>
-      <w:proofErr w:type="spellStart"/>
-      <w:r>
-        <w:rPr>
-          <w:b/>
-          <w:color w:val="FF0000"/>
-        </w:rPr>
-        <w:t>chroot_local_user</w:t>
-      </w:r>
-      <w:proofErr w:type="spellEnd"/>
-      <w:r>
-        <w:rPr>
-          <w:b/>
-          <w:color w:val="FF0000"/>
-        </w:rPr>
-        <w:t xml:space="preserve">=YES la lista indica qué usuarios no van a ser enjaulados, si </w:t>
-      </w:r>
-      <w:proofErr w:type="spellStart"/>
-      <w:r>
-        <w:rPr>
-          <w:b/>
-          <w:color w:val="FF0000"/>
-        </w:rPr>
-        <w:t>chroot_local_user</w:t>
-      </w:r>
-      <w:proofErr w:type="spellEnd"/>
-      <w:r>
-        <w:rPr>
-          <w:b/>
-          <w:color w:val="FF0000"/>
-        </w:rPr>
-        <w:t>=</w:t>
-      </w:r>
-      <w:r>
-        <w:rPr>
-          <w:b/>
-          <w:color w:val="FF0000"/>
-        </w:rPr>
-        <w:t>NO la l</w:t>
-      </w:r>
-      <w:r>
-        <w:rPr>
-          <w:b/>
-          <w:color w:val="FF0000"/>
-        </w:rPr>
-        <w:t>i</w:t>
-      </w:r>
-      <w:r>
-        <w:rPr>
-          <w:b/>
-          <w:color w:val="FF0000"/>
-        </w:rPr>
-        <w:t>s</w:t>
-      </w:r>
-      <w:r>
-        <w:rPr>
-          <w:b/>
-          <w:color w:val="FF0000"/>
-        </w:rPr>
-        <w:t xml:space="preserve">ta indica qué usuarios sí </w:t>
-      </w:r>
-      <w:proofErr w:type="spellStart"/>
-      <w:proofErr w:type="gramStart"/>
-      <w:r>
-        <w:rPr>
-          <w:b/>
-          <w:color w:val="FF0000"/>
-        </w:rPr>
-        <w:t>vana</w:t>
-      </w:r>
-      <w:proofErr w:type="spellEnd"/>
-      <w:r>
-        <w:rPr>
-          <w:b/>
-          <w:color w:val="FF0000"/>
-        </w:rPr>
-        <w:t xml:space="preserve">  ser</w:t>
-      </w:r>
-      <w:proofErr w:type="gramEnd"/>
-      <w:r>
-        <w:rPr>
-          <w:b/>
-          <w:color w:val="FF0000"/>
-        </w:rPr>
-        <w:t xml:space="preserve"> enjaulados</w:t>
-      </w:r>
-    </w:p>
-    <w:p>
-      <w:pPr>
-        <w:spacing w:after="0"/>
-      </w:pPr>
-      <w:proofErr w:type="spellStart"/>
-      <w:r>
-        <w:t>chroot_local_user</w:t>
-      </w:r>
-      <w:proofErr w:type="spellEnd"/>
-      <w:r>
-        <w:t>=YES</w:t>
-      </w:r>
-    </w:p>
-    <w:p>
-      <w:pPr>
-        <w:spacing w:after="0"/>
-      </w:pPr>
-      <w:proofErr w:type="spellStart"/>
-      <w:r>
-        <w:t>chroot_list_enable</w:t>
-      </w:r>
-      <w:proofErr w:type="spellEnd"/>
-      <w:r>
-        <w:t>=YES</w:t>
-      </w:r>
-    </w:p>
-    <w:p>
-      <w:pPr>
-        <w:spacing w:after="0"/>
-      </w:pPr>
-      <w:proofErr w:type="spellStart"/>
-      <w:r>
-        <w:t>chroot_list_file</w:t>
-      </w:r>
-      <w:proofErr w:type="spellEnd"/>
-      <w:r>
-        <w:t>=/</w:t>
-      </w:r>
-      <w:proofErr w:type="spellStart"/>
-      <w:r>
-        <w:t>etc</w:t>
-      </w:r>
-      <w:proofErr w:type="spellEnd"/>
-      <w:r>
-        <w:t>/</w:t>
-      </w:r>
-      <w:proofErr w:type="spellStart"/>
-      <w:r>
-        <w:t>vsftpd.chroot_list</w:t>
-      </w:r>
-      <w:proofErr w:type="spellEnd"/>
-    </w:p>
-    <w:p>
-      <w:pPr>
-        <w:spacing w:after="0"/>
-        <w:rPr>
-          <w:b/>
-        </w:rPr>
-      </w:pPr>
-      <w:r>
-        <w:rPr>
-          <w:b/>
-        </w:rPr>
-        <w:t>Permitir escritura en el home</w:t>
-      </w:r>
-    </w:p>
-    <w:p>
-      <w:pPr>
-        <w:spacing w:after="0"/>
-        <w:rPr>
-          <w:b/>
-          <w:color w:val="FF0000"/>
-        </w:rPr>
-      </w:pPr>
-      <w:r>
-        <w:rPr>
-          <w:b/>
-          <w:color w:val="FF0000"/>
-        </w:rPr>
-        <w:t xml:space="preserve">Sirve para arreglar el error </w:t>
-      </w:r>
-      <w:r>
-        <w:rPr>
-          <w:b/>
-          <w:color w:val="FF0000"/>
-        </w:rPr>
-        <w:t xml:space="preserve">500 OOPS: </w:t>
-      </w:r>
-      <w:proofErr w:type="spellStart"/>
-      <w:r>
-        <w:rPr>
-          <w:b/>
-          <w:color w:val="FF0000"/>
-        </w:rPr>
-        <w:t>vsftpd</w:t>
-      </w:r>
-      <w:proofErr w:type="spellEnd"/>
-      <w:r>
-        <w:rPr>
-          <w:b/>
-          <w:color w:val="FF0000"/>
-        </w:rPr>
-        <w:t xml:space="preserve">: refusing to run with writable root inside </w:t>
-      </w:r>
-      <w:proofErr w:type="spellStart"/>
-      <w:proofErr w:type="gramStart"/>
-      <w:r>
-        <w:rPr>
-          <w:b/>
-          <w:color w:val="FF0000"/>
-        </w:rPr>
-        <w:t>chroot</w:t>
-      </w:r>
-      <w:proofErr w:type="spellEnd"/>
-      <w:r>
-        <w:rPr>
-          <w:b/>
-          <w:color w:val="FF0000"/>
-        </w:rPr>
-        <w:t>(</w:t>
-      </w:r>
-      <w:proofErr w:type="gramEnd"/>
-      <w:r>
-        <w:rPr>
-          <w:b/>
-          <w:color w:val="FF0000"/>
-        </w:rPr>
-        <w:t>)</w:t>
-      </w:r>
-    </w:p>
-    <w:p>
-      <w:proofErr w:type="spellStart"/>
-      <w:r>
-        <w:t>allow_writeable_chroot</w:t>
-      </w:r>
-      <w:proofErr w:type="spellEnd"/>
-      <w:r>
-        <w:t>=YES</w:t>
-      </w:r>
-    </w:p>
-    <w:p>
-      <w:pPr>
-        <w:spacing w:after="0"/>
-        <w:rPr>
-          <w:b/>
-        </w:rPr>
-      </w:pPr>
-      <w:r>
-        <w:rPr>
-          <w:b/>
-        </w:rPr>
-        <w:t xml:space="preserve">Denegar </w:t>
-      </w:r>
-      <w:r>
-        <w:rPr>
-          <w:b/>
-        </w:rPr>
-        <w:t>escritura en el home</w:t>
-      </w:r>
-    </w:p>
-    <w:p>
-      <w:pPr>
-        <w:spacing w:after="0"/>
-        <w:rPr>
-          <w:b/>
-          <w:color w:val="FF0000"/>
-        </w:rPr>
-      </w:pPr>
-      <w:r>
-        <w:rPr>
-          <w:b/>
-          <w:color w:val="FF0000"/>
-        </w:rPr>
-        <w:t>Configurar en el fichero de usuario personalizado</w:t>
-      </w:r>
-    </w:p>
-    <w:p>
-      <w:pPr>
-        <w:spacing w:after="0"/>
-      </w:pPr>
+      <w:proofErr w:type="spellStart"/>
+      <w:r>
+        <w:t>install</w:t>
+      </w:r>
+      <w:proofErr w:type="spellEnd"/>
+      <w:r>
+        <w:t xml:space="preserve"> </w:t>
+      </w:r>
+      <w:proofErr w:type="spellStart"/>
+      <w:r>
+        <w:t>lftp</w:t>
+      </w:r>
+      <w:proofErr w:type="spellEnd"/>
+    </w:p>
+    <w:p>
+      <w:pPr>
+        <w:spacing w:after="0"/>
+      </w:pPr>
+      <w:proofErr w:type="spellStart"/>
+      <w:r>
+        <w:t>lftp</w:t>
+      </w:r>
+      <w:proofErr w:type="spellEnd"/>
+      <w:r>
+        <w:t xml:space="preserve"> -u desarrollador ftps://192.168.1.191</w:t>
+      </w:r>
       <w:bookmarkStart w:id="0" w:name="_GoBack"/>
-      <w:proofErr w:type="spellStart"/>
-      <w:r>
-        <w:t>write_enable</w:t>
-      </w:r>
-      <w:proofErr w:type="spellEnd"/>
-      <w:r>
-        <w:t>=NO</w:t>
-      </w:r>
-    </w:p>
-    <w:bookmarkEnd w:id="0"/>
-    <w:p>
+      <w:bookmarkEnd w:id="0"/>
+    </w:p>
+    <w:p>
+      <w:pPr>
+        <w:spacing w:after="0"/>
+      </w:pPr>
       <w:r>
         <w:br w:type="page"/>
       </w:r>
@@ -3450,7 +4110,7 @@
   <w:style w:type="paragraph" w:default="1" w:styleId="Normal">
     <w:name w:val="Normal"/>
     <w:qFormat/>
-    <w:rsid w:val="0098627A"/>
+    <w:rsid w:val="00352BCB"/>
   </w:style>
   <w:style w:type="character" w:default="1" w:styleId="Fuentedeprrafopredeter">
     <w:name w:val="Default Paragraph Font"/>

--- a/Despliegue de aplicaciones web/2 Trimestre/Apuntes/Apuntes SVFTPD.docx
+++ b/Despliegue de aplicaciones web/2 Trimestre/Apuntes/Apuntes SVFTPD.docx
@@ -472,6 +472,39 @@
         <w:rPr>
           <w:b/>
         </w:rPr>
+        <w:t>Modificar contraseña usuario local</w:t>
+      </w:r>
+    </w:p>
+    <w:p>
+      <w:pPr>
+        <w:spacing w:after="0"/>
+      </w:pPr>
+      <w:r>
+        <w:t xml:space="preserve">sudo </w:t>
+      </w:r>
+      <w:proofErr w:type="spellStart"/>
+      <w:r>
+        <w:t>passwd</w:t>
+      </w:r>
+      <w:proofErr w:type="spellEnd"/>
+      <w:r>
+        <w:t xml:space="preserve"> </w:t>
+      </w:r>
+      <w:r>
+        <w:t>desarrollador</w:t>
+      </w:r>
+    </w:p>
+    <w:p>
+      <w:pPr>
+        <w:spacing w:after="0"/>
+        <w:rPr>
+          <w:b/>
+        </w:rPr>
+      </w:pPr>
+      <w:r>
+        <w:rPr>
+          <w:b/>
+        </w:rPr>
         <w:t>Ver usuarios locales en la máquina local</w:t>
       </w:r>
     </w:p>
@@ -630,6 +663,7 @@
           <w:b/>
           <w:color w:val="000000" w:themeColor="text1"/>
         </w:rPr>
+        <w:lastRenderedPageBreak/>
         <w:t>Asignar el directorio principal, es decir el home</w:t>
       </w:r>
     </w:p>
@@ -645,262 +679,877 @@
           <w:b/>
           <w:color w:val="FF0000"/>
         </w:rPr>
+        <w:t xml:space="preserve">Requiere que el usuario tenga acceso a la carpeta, para ello requiere de permisos, usar </w:t>
+      </w:r>
+      <w:proofErr w:type="spellStart"/>
+      <w:r>
+        <w:rPr>
+          <w:b/>
+          <w:color w:val="FF0000"/>
+        </w:rPr>
+        <w:t>chown</w:t>
+      </w:r>
+      <w:proofErr w:type="spellEnd"/>
+      <w:r>
+        <w:rPr>
+          <w:b/>
+          <w:color w:val="FF0000"/>
+        </w:rPr>
+        <w:t xml:space="preserve"> </w:t>
+      </w:r>
+      <w:proofErr w:type="spellStart"/>
+      <w:proofErr w:type="gramStart"/>
+      <w:r>
+        <w:rPr>
+          <w:b/>
+          <w:color w:val="FF0000"/>
+        </w:rPr>
+        <w:t>desarrollador:desarrollador</w:t>
+      </w:r>
+      <w:proofErr w:type="spellEnd"/>
+      <w:proofErr w:type="gramEnd"/>
+      <w:r>
+        <w:rPr>
+          <w:b/>
+          <w:color w:val="FF0000"/>
+        </w:rPr>
+        <w:t xml:space="preserve"> y </w:t>
+      </w:r>
+      <w:proofErr w:type="spellStart"/>
+      <w:r>
+        <w:rPr>
+          <w:b/>
+          <w:color w:val="FF0000"/>
+        </w:rPr>
+        <w:t>chmod</w:t>
+      </w:r>
+      <w:proofErr w:type="spellEnd"/>
+      <w:r>
+        <w:rPr>
+          <w:b/>
+          <w:color w:val="FF0000"/>
+        </w:rPr>
+        <w:t xml:space="preserve"> 755</w:t>
+      </w:r>
+    </w:p>
+    <w:p>
+      <w:r>
+        <w:rPr>
+          <w:b/>
+          <w:color w:val="FF0000"/>
+        </w:rPr>
+        <w:t>Ejemplo de configuración personalizada para desarrollador</w:t>
+      </w:r>
+    </w:p>
+    <w:p>
+      <w:pPr>
+        <w:spacing w:after="0"/>
+      </w:pPr>
+      <w:proofErr w:type="spellStart"/>
+      <w:r>
+        <w:t>local_root</w:t>
+      </w:r>
+      <w:proofErr w:type="spellEnd"/>
+      <w:r>
+        <w:t>=/</w:t>
+      </w:r>
+      <w:proofErr w:type="spellStart"/>
+      <w:r>
+        <w:t>var</w:t>
+      </w:r>
+      <w:proofErr w:type="spellEnd"/>
+      <w:r>
+        <w:t>/www/desarrollador</w:t>
+      </w:r>
+    </w:p>
+    <w:p>
+      <w:pPr>
+        <w:spacing w:after="0"/>
+        <w:rPr>
+          <w:b/>
+        </w:rPr>
+      </w:pPr>
+      <w:r>
+        <w:rPr>
+          <w:b/>
+        </w:rPr>
+        <w:t>Permitir que apache (www-data) acceda a directorios que son de usuarios</w:t>
+      </w:r>
+      <w:r>
+        <w:rPr>
+          <w:b/>
+        </w:rPr>
+        <w:t xml:space="preserve"> metiéndolo a grupos</w:t>
+      </w:r>
+    </w:p>
+    <w:p>
+      <w:pPr>
+        <w:spacing w:after="0"/>
+      </w:pPr>
+      <w:r>
+        <w:t xml:space="preserve">sudo </w:t>
+      </w:r>
+      <w:proofErr w:type="spellStart"/>
+      <w:r>
+        <w:t>usermod</w:t>
+      </w:r>
+      <w:proofErr w:type="spellEnd"/>
+      <w:r>
+        <w:t xml:space="preserve"> -</w:t>
+      </w:r>
+      <w:proofErr w:type="spellStart"/>
+      <w:r>
+        <w:t>aG</w:t>
+      </w:r>
+      <w:proofErr w:type="spellEnd"/>
+      <w:r>
+        <w:t xml:space="preserve"> </w:t>
+      </w:r>
+      <w:r>
+        <w:t>desarrollador</w:t>
+      </w:r>
+      <w:r>
+        <w:t xml:space="preserve"> www-data</w:t>
+      </w:r>
+    </w:p>
+    <w:p>
+      <w:pPr>
+        <w:spacing w:after="0"/>
+        <w:rPr>
+          <w:b/>
+        </w:rPr>
+      </w:pPr>
+      <w:r>
+        <w:rPr>
+          <w:b/>
+        </w:rPr>
+        <w:t>Enjaular usuarios</w:t>
+      </w:r>
+    </w:p>
+    <w:p>
+      <w:pPr>
+        <w:spacing w:after="0"/>
+        <w:rPr>
+          <w:b/>
+          <w:color w:val="FF0000"/>
+        </w:rPr>
+      </w:pPr>
+      <w:r>
+        <w:rPr>
+          <w:b/>
+          <w:color w:val="FF0000"/>
+        </w:rPr>
+        <w:t xml:space="preserve">Si </w:t>
+      </w:r>
+      <w:proofErr w:type="spellStart"/>
+      <w:r>
+        <w:rPr>
+          <w:b/>
+          <w:color w:val="FF0000"/>
+        </w:rPr>
+        <w:t>chroot_local_user</w:t>
+      </w:r>
+      <w:proofErr w:type="spellEnd"/>
+      <w:r>
+        <w:rPr>
+          <w:b/>
+          <w:color w:val="FF0000"/>
+        </w:rPr>
+        <w:t xml:space="preserve">=YES la lista indica qué usuarios no van a ser enjaulados, si </w:t>
+      </w:r>
+      <w:proofErr w:type="spellStart"/>
+      <w:r>
+        <w:rPr>
+          <w:b/>
+          <w:color w:val="FF0000"/>
+        </w:rPr>
+        <w:t>chroot_local_user</w:t>
+      </w:r>
+      <w:proofErr w:type="spellEnd"/>
+      <w:r>
+        <w:rPr>
+          <w:b/>
+          <w:color w:val="FF0000"/>
+        </w:rPr>
+        <w:t>=</w:t>
+      </w:r>
+      <w:r>
+        <w:rPr>
+          <w:b/>
+          <w:color w:val="FF0000"/>
+        </w:rPr>
+        <w:t>NO la l</w:t>
+      </w:r>
+      <w:r>
+        <w:rPr>
+          <w:b/>
+          <w:color w:val="FF0000"/>
+        </w:rPr>
+        <w:t>i</w:t>
+      </w:r>
+      <w:r>
+        <w:rPr>
+          <w:b/>
+          <w:color w:val="FF0000"/>
+        </w:rPr>
+        <w:t>s</w:t>
+      </w:r>
+      <w:r>
+        <w:rPr>
+          <w:b/>
+          <w:color w:val="FF0000"/>
+        </w:rPr>
+        <w:t>ta indica qué usuarios sí van</w:t>
+      </w:r>
+      <w:r>
+        <w:rPr>
+          <w:b/>
+          <w:color w:val="FF0000"/>
+        </w:rPr>
+        <w:t xml:space="preserve"> </w:t>
+      </w:r>
+      <w:proofErr w:type="gramStart"/>
+      <w:r>
+        <w:rPr>
+          <w:b/>
+          <w:color w:val="FF0000"/>
+        </w:rPr>
+        <w:t>a  ser</w:t>
+      </w:r>
+      <w:proofErr w:type="gramEnd"/>
+      <w:r>
+        <w:rPr>
+          <w:b/>
+          <w:color w:val="FF0000"/>
+        </w:rPr>
+        <w:t xml:space="preserve"> enjaulados</w:t>
+      </w:r>
+    </w:p>
+    <w:p>
+      <w:pPr>
+        <w:spacing w:after="0"/>
+      </w:pPr>
+      <w:proofErr w:type="spellStart"/>
+      <w:r>
+        <w:t>chroot_local_user</w:t>
+      </w:r>
+      <w:proofErr w:type="spellEnd"/>
+      <w:r>
+        <w:t>=YES</w:t>
+      </w:r>
+    </w:p>
+    <w:p>
+      <w:pPr>
+        <w:spacing w:after="0"/>
+      </w:pPr>
+      <w:proofErr w:type="spellStart"/>
+      <w:r>
+        <w:t>chroot_list_enable</w:t>
+      </w:r>
+      <w:proofErr w:type="spellEnd"/>
+      <w:r>
+        <w:t>=YES</w:t>
+      </w:r>
+    </w:p>
+    <w:p>
+      <w:pPr>
+        <w:spacing w:after="0"/>
+      </w:pPr>
+      <w:proofErr w:type="spellStart"/>
+      <w:r>
+        <w:t>chroot_list_file</w:t>
+      </w:r>
+      <w:proofErr w:type="spellEnd"/>
+      <w:r>
+        <w:t>=/</w:t>
+      </w:r>
+      <w:proofErr w:type="spellStart"/>
+      <w:r>
+        <w:t>etc</w:t>
+      </w:r>
+      <w:proofErr w:type="spellEnd"/>
+      <w:r>
+        <w:t>/</w:t>
+      </w:r>
+      <w:proofErr w:type="spellStart"/>
+      <w:r>
+        <w:t>vsftpd.chroot_list</w:t>
+      </w:r>
+      <w:proofErr w:type="spellEnd"/>
+    </w:p>
+    <w:p>
+      <w:pPr>
+        <w:spacing w:after="0"/>
+        <w:rPr>
+          <w:b/>
+        </w:rPr>
+      </w:pPr>
+      <w:r>
+        <w:rPr>
+          <w:b/>
+        </w:rPr>
+        <w:t>Permitir escritura en el home</w:t>
+      </w:r>
+    </w:p>
+    <w:p>
+      <w:pPr>
+        <w:spacing w:after="0"/>
+        <w:rPr>
+          <w:b/>
+          <w:color w:val="FF0000"/>
+        </w:rPr>
+      </w:pPr>
+      <w:r>
+        <w:rPr>
+          <w:b/>
+          <w:color w:val="FF0000"/>
+        </w:rPr>
+        <w:t xml:space="preserve">Sirve para arreglar el error 500 OOPS: </w:t>
+      </w:r>
+      <w:proofErr w:type="spellStart"/>
+      <w:r>
+        <w:rPr>
+          <w:b/>
+          <w:color w:val="FF0000"/>
+        </w:rPr>
+        <w:t>vsftpd</w:t>
+      </w:r>
+      <w:proofErr w:type="spellEnd"/>
+      <w:r>
+        <w:rPr>
+          <w:b/>
+          <w:color w:val="FF0000"/>
+        </w:rPr>
+        <w:t xml:space="preserve">: </w:t>
+      </w:r>
+      <w:proofErr w:type="spellStart"/>
+      <w:r>
+        <w:rPr>
+          <w:b/>
+          <w:color w:val="FF0000"/>
+        </w:rPr>
+        <w:t>refusing</w:t>
+      </w:r>
+      <w:proofErr w:type="spellEnd"/>
+      <w:r>
+        <w:rPr>
+          <w:b/>
+          <w:color w:val="FF0000"/>
+        </w:rPr>
+        <w:t xml:space="preserve"> to run </w:t>
+      </w:r>
+      <w:proofErr w:type="spellStart"/>
+      <w:r>
+        <w:rPr>
+          <w:b/>
+          <w:color w:val="FF0000"/>
+        </w:rPr>
+        <w:t>with</w:t>
+      </w:r>
+      <w:proofErr w:type="spellEnd"/>
+      <w:r>
+        <w:rPr>
+          <w:b/>
+          <w:color w:val="FF0000"/>
+        </w:rPr>
+        <w:t xml:space="preserve"> </w:t>
+      </w:r>
+      <w:proofErr w:type="spellStart"/>
+      <w:r>
+        <w:rPr>
+          <w:b/>
+          <w:color w:val="FF0000"/>
+        </w:rPr>
+        <w:t>writable</w:t>
+      </w:r>
+      <w:proofErr w:type="spellEnd"/>
+      <w:r>
+        <w:rPr>
+          <w:b/>
+          <w:color w:val="FF0000"/>
+        </w:rPr>
+        <w:t xml:space="preserve"> </w:t>
+      </w:r>
+      <w:proofErr w:type="spellStart"/>
+      <w:r>
+        <w:rPr>
+          <w:b/>
+          <w:color w:val="FF0000"/>
+        </w:rPr>
+        <w:t>root</w:t>
+      </w:r>
+      <w:proofErr w:type="spellEnd"/>
+      <w:r>
+        <w:rPr>
+          <w:b/>
+          <w:color w:val="FF0000"/>
+        </w:rPr>
+        <w:t xml:space="preserve"> </w:t>
+      </w:r>
+      <w:proofErr w:type="spellStart"/>
+      <w:r>
+        <w:rPr>
+          <w:b/>
+          <w:color w:val="FF0000"/>
+        </w:rPr>
+        <w:t>inside</w:t>
+      </w:r>
+      <w:proofErr w:type="spellEnd"/>
+      <w:r>
+        <w:rPr>
+          <w:b/>
+          <w:color w:val="FF0000"/>
+        </w:rPr>
+        <w:t xml:space="preserve"> </w:t>
+      </w:r>
+      <w:proofErr w:type="spellStart"/>
+      <w:proofErr w:type="gramStart"/>
+      <w:r>
+        <w:rPr>
+          <w:b/>
+          <w:color w:val="FF0000"/>
+        </w:rPr>
+        <w:t>chroot</w:t>
+      </w:r>
+      <w:proofErr w:type="spellEnd"/>
+      <w:r>
+        <w:rPr>
+          <w:b/>
+          <w:color w:val="FF0000"/>
+        </w:rPr>
+        <w:t>(</w:t>
+      </w:r>
+      <w:proofErr w:type="gramEnd"/>
+      <w:r>
+        <w:rPr>
+          <w:b/>
+          <w:color w:val="FF0000"/>
+        </w:rPr>
+        <w:t>)</w:t>
+      </w:r>
+    </w:p>
+    <w:p>
+      <w:proofErr w:type="spellStart"/>
+      <w:r>
+        <w:t>allow_writeable_chroot</w:t>
+      </w:r>
+      <w:proofErr w:type="spellEnd"/>
+      <w:r>
+        <w:t>=YES</w:t>
+      </w:r>
+    </w:p>
+    <w:p>
+      <w:pPr>
+        <w:spacing w:after="0"/>
+        <w:rPr>
+          <w:b/>
+        </w:rPr>
+      </w:pPr>
+      <w:r>
+        <w:rPr>
+          <w:b/>
+        </w:rPr>
+        <w:t xml:space="preserve">Denegar </w:t>
+      </w:r>
+      <w:r>
+        <w:rPr>
+          <w:b/>
+        </w:rPr>
+        <w:t>escritura en el home</w:t>
+      </w:r>
+    </w:p>
+    <w:p>
+      <w:pPr>
+        <w:spacing w:after="0"/>
+        <w:rPr>
+          <w:b/>
+          <w:color w:val="FF0000"/>
+        </w:rPr>
+      </w:pPr>
+      <w:r>
+        <w:rPr>
+          <w:b/>
+          <w:color w:val="FF0000"/>
+        </w:rPr>
+        <w:t>Configurar en el fichero de usuario personalizado</w:t>
+      </w:r>
+    </w:p>
+    <w:p>
+      <w:pPr>
+        <w:spacing w:after="0"/>
+      </w:pPr>
+      <w:proofErr w:type="spellStart"/>
+      <w:r>
+        <w:t>write_enable</w:t>
+      </w:r>
+      <w:proofErr w:type="spellEnd"/>
+      <w:r>
+        <w:t>=NO</w:t>
+      </w:r>
+    </w:p>
+    <w:p>
+      <w:pPr>
+        <w:spacing w:after="0"/>
+        <w:rPr>
+          <w:b/>
+        </w:rPr>
+      </w:pPr>
+      <w:r>
+        <w:rPr>
+          <w:b/>
+        </w:rPr>
+        <w:t xml:space="preserve">Registrar </w:t>
+      </w:r>
+      <w:r>
+        <w:rPr>
+          <w:b/>
+        </w:rPr>
+        <w:t xml:space="preserve">todas las transferencias en formato </w:t>
+      </w:r>
+      <w:proofErr w:type="spellStart"/>
+      <w:r>
+        <w:rPr>
+          <w:b/>
+        </w:rPr>
+        <w:t>xferlog</w:t>
+      </w:r>
+      <w:proofErr w:type="spellEnd"/>
+    </w:p>
+    <w:p>
+      <w:pPr>
+        <w:spacing w:after="0"/>
+      </w:pPr>
+      <w:proofErr w:type="spellStart"/>
+      <w:r>
+        <w:t>xferlog_enable</w:t>
+      </w:r>
+      <w:proofErr w:type="spellEnd"/>
+      <w:r>
+        <w:t>=YES</w:t>
+      </w:r>
+    </w:p>
+    <w:p>
+      <w:pPr>
+        <w:spacing w:after="0"/>
+      </w:pPr>
+      <w:proofErr w:type="spellStart"/>
+      <w:r>
+        <w:t>xferlog_std_format</w:t>
+      </w:r>
+      <w:proofErr w:type="spellEnd"/>
+      <w:r>
+        <w:t>=YES</w:t>
+      </w:r>
+    </w:p>
+    <w:p>
+      <w:pPr>
+        <w:spacing w:after="0"/>
+      </w:pPr>
+      <w:proofErr w:type="spellStart"/>
+      <w:r>
+        <w:t>xferlog_file</w:t>
+      </w:r>
+      <w:proofErr w:type="spellEnd"/>
+      <w:r>
+        <w:t>=/</w:t>
+      </w:r>
+      <w:proofErr w:type="spellStart"/>
+      <w:r>
+        <w:t>var</w:t>
+      </w:r>
+      <w:proofErr w:type="spellEnd"/>
+      <w:r>
+        <w:t>/log/vsftpd.log</w:t>
+      </w:r>
+    </w:p>
+    <w:p>
+      <w:pPr>
+        <w:spacing w:after="0"/>
+        <w:rPr>
+          <w:b/>
+        </w:rPr>
+      </w:pPr>
+      <w:r>
+        <w:rPr>
+          <w:b/>
+        </w:rPr>
+        <w:t>Obtener archivos del servidor</w:t>
+      </w:r>
+    </w:p>
+    <w:p>
+      <w:pPr>
+        <w:spacing w:after="0"/>
+        <w:rPr>
+          <w:b/>
+          <w:color w:val="FF0000"/>
+        </w:rPr>
+      </w:pPr>
+      <w:r>
+        <w:rPr>
+          <w:b/>
+          <w:color w:val="FF0000"/>
+        </w:rPr>
+        <w:t>Estar en una ruta local con permisos para poder descargar</w:t>
+      </w:r>
+    </w:p>
+    <w:p>
+      <w:pPr>
+        <w:spacing w:after="0"/>
+        <w:rPr>
+          <w:b/>
+          <w:color w:val="FF0000"/>
+        </w:rPr>
+      </w:pPr>
+      <w:r>
+        <w:rPr>
+          <w:b/>
+          <w:color w:val="FF0000"/>
+        </w:rPr>
+        <w:t>Un archivo</w:t>
+      </w:r>
+    </w:p>
+    <w:p>
+      <w:pPr>
+        <w:spacing w:after="0"/>
+      </w:pPr>
+      <w:proofErr w:type="spellStart"/>
+      <w:r>
+        <w:t>get</w:t>
+      </w:r>
+      <w:proofErr w:type="spellEnd"/>
+      <w:r>
+        <w:t xml:space="preserve"> prueba</w:t>
+      </w:r>
+    </w:p>
+    <w:p>
+      <w:pPr>
+        <w:spacing w:after="0"/>
+        <w:rPr>
+          <w:b/>
+          <w:color w:val="FF0000"/>
+        </w:rPr>
+      </w:pPr>
+      <w:r>
+        <w:rPr>
+          <w:b/>
+          <w:color w:val="FF0000"/>
+        </w:rPr>
+        <w:t>Varios archivos</w:t>
+      </w:r>
+    </w:p>
+    <w:p>
+      <w:pPr>
+        <w:spacing w:after="0"/>
+      </w:pPr>
+      <w:proofErr w:type="spellStart"/>
+      <w:r>
+        <w:t>mget</w:t>
+      </w:r>
+      <w:proofErr w:type="spellEnd"/>
+      <w:r>
+        <w:t xml:space="preserve"> prueba</w:t>
+      </w:r>
+      <w:r>
+        <w:t xml:space="preserve"> prueba2</w:t>
+      </w:r>
+    </w:p>
+    <w:p>
+      <w:pPr>
+        <w:spacing w:after="0"/>
+        <w:rPr>
+          <w:b/>
+        </w:rPr>
+      </w:pPr>
+      <w:r>
+        <w:rPr>
+          <w:b/>
+        </w:rPr>
+        <w:t>Subir archivos al servidor</w:t>
+      </w:r>
+    </w:p>
+    <w:p>
+      <w:pPr>
+        <w:spacing w:after="0"/>
+        <w:rPr>
+          <w:b/>
+          <w:color w:val="FF0000"/>
+        </w:rPr>
+      </w:pPr>
+      <w:r>
+        <w:rPr>
+          <w:b/>
+          <w:color w:val="FF0000"/>
+        </w:rPr>
+        <w:t>Un archivo</w:t>
+      </w:r>
+    </w:p>
+    <w:p>
+      <w:pPr>
+        <w:spacing w:after="0"/>
+      </w:pPr>
+      <w:proofErr w:type="spellStart"/>
+      <w:r>
+        <w:t>p</w:t>
+      </w:r>
+      <w:r>
+        <w:t>ut</w:t>
+      </w:r>
+      <w:proofErr w:type="spellEnd"/>
+      <w:r>
+        <w:t xml:space="preserve"> prueba</w:t>
+      </w:r>
+    </w:p>
+    <w:p>
+      <w:pPr>
+        <w:spacing w:after="0"/>
+        <w:rPr>
+          <w:b/>
+          <w:color w:val="FF0000"/>
+        </w:rPr>
+      </w:pPr>
+      <w:r>
+        <w:rPr>
+          <w:b/>
+          <w:color w:val="FF0000"/>
+        </w:rPr>
+        <w:t>Varios archivos</w:t>
+      </w:r>
+    </w:p>
+    <w:p>
+      <w:pPr>
+        <w:spacing w:after="0"/>
+      </w:pPr>
+      <w:proofErr w:type="spellStart"/>
+      <w:r>
+        <w:t>M</w:t>
+      </w:r>
+      <w:r>
+        <w:t>put</w:t>
+      </w:r>
+      <w:proofErr w:type="spellEnd"/>
+      <w:r>
+        <w:t xml:space="preserve"> prueba prueba2</w:t>
+      </w:r>
+    </w:p>
+    <w:p>
+      <w:pPr>
+        <w:spacing w:after="0"/>
+        <w:rPr>
+          <w:b/>
+        </w:rPr>
+      </w:pPr>
+      <w:r>
+        <w:rPr>
+          <w:b/>
+        </w:rPr>
+        <w:t>Configu</w:t>
+      </w:r>
+      <w:r>
+        <w:rPr>
+          <w:b/>
+        </w:rPr>
+        <w:t>rar el servidor en modo seguro</w:t>
+      </w:r>
+    </w:p>
+    <w:p>
+      <w:pPr>
+        <w:spacing w:after="0"/>
+        <w:rPr>
+          <w:b/>
+          <w:color w:val="FF0000"/>
+        </w:rPr>
+      </w:pPr>
+      <w:r>
+        <w:rPr>
+          <w:b/>
+          <w:color w:val="FF0000"/>
+        </w:rPr>
+        <w:t>C</w:t>
+      </w:r>
+      <w:r>
+        <w:rPr>
+          <w:b/>
+          <w:color w:val="FF0000"/>
+        </w:rPr>
+        <w:t xml:space="preserve">on </w:t>
+      </w:r>
+      <w:proofErr w:type="spellStart"/>
+      <w:r>
+        <w:rPr>
+          <w:b/>
+          <w:color w:val="FF0000"/>
+        </w:rPr>
+        <w:t>ftps</w:t>
+      </w:r>
+      <w:proofErr w:type="spellEnd"/>
+      <w:r>
+        <w:rPr>
+          <w:b/>
+          <w:color w:val="FF0000"/>
+        </w:rPr>
+        <w:t xml:space="preserve"> implícito</w:t>
+      </w:r>
+    </w:p>
+    <w:p>
+      <w:pPr>
+        <w:spacing w:after="0"/>
+      </w:pPr>
+      <w:proofErr w:type="spellStart"/>
+      <w:r>
+        <w:t>ssl_enable</w:t>
+      </w:r>
+      <w:proofErr w:type="spellEnd"/>
+      <w:r>
+        <w:t>=YES</w:t>
+      </w:r>
+    </w:p>
+    <w:p>
+      <w:pPr>
+        <w:spacing w:after="0"/>
+      </w:pPr>
+      <w:proofErr w:type="spellStart"/>
+      <w:r>
+        <w:t>implicit_ssl</w:t>
+      </w:r>
+      <w:proofErr w:type="spellEnd"/>
+      <w:r>
+        <w:t>=YES</w:t>
+      </w:r>
+    </w:p>
+    <w:p>
+      <w:pPr>
+        <w:spacing w:after="0"/>
+      </w:pPr>
+      <w:proofErr w:type="spellStart"/>
+      <w:r>
+        <w:t>listen_port</w:t>
+      </w:r>
+      <w:proofErr w:type="spellEnd"/>
+      <w:r>
+        <w:t>=990</w:t>
+      </w:r>
+    </w:p>
+    <w:p>
+      <w:pPr>
+        <w:spacing w:after="0"/>
+      </w:pPr>
+      <w:proofErr w:type="spellStart"/>
+      <w:r>
+        <w:t>allow_anon_ssl</w:t>
+      </w:r>
+      <w:proofErr w:type="spellEnd"/>
+      <w:r>
+        <w:t>=NO</w:t>
+      </w:r>
+    </w:p>
+    <w:p>
+      <w:pPr>
+        <w:spacing w:after="0"/>
+      </w:pPr>
+      <w:proofErr w:type="spellStart"/>
+      <w:r>
         <w:lastRenderedPageBreak/>
-        <w:t xml:space="preserve">Requiere que el usuario tenga acceso a la carpeta, para ello requiere de permisos, usar </w:t>
-      </w:r>
-      <w:proofErr w:type="spellStart"/>
-      <w:r>
-        <w:rPr>
-          <w:b/>
-          <w:color w:val="FF0000"/>
-        </w:rPr>
-        <w:t>chown</w:t>
-      </w:r>
-      <w:proofErr w:type="spellEnd"/>
-      <w:r>
-        <w:rPr>
-          <w:b/>
-          <w:color w:val="FF0000"/>
-        </w:rPr>
-        <w:t xml:space="preserve"> </w:t>
-      </w:r>
-      <w:proofErr w:type="spellStart"/>
-      <w:proofErr w:type="gramStart"/>
-      <w:r>
-        <w:rPr>
-          <w:b/>
-          <w:color w:val="FF0000"/>
-        </w:rPr>
-        <w:t>desarrollador:desarrollador</w:t>
-      </w:r>
-      <w:proofErr w:type="spellEnd"/>
-      <w:proofErr w:type="gramEnd"/>
-      <w:r>
-        <w:rPr>
-          <w:b/>
-          <w:color w:val="FF0000"/>
-        </w:rPr>
-        <w:t xml:space="preserve"> y </w:t>
-      </w:r>
-      <w:proofErr w:type="spellStart"/>
-      <w:r>
-        <w:rPr>
-          <w:b/>
-          <w:color w:val="FF0000"/>
-        </w:rPr>
-        <w:t>chmod</w:t>
-      </w:r>
-      <w:proofErr w:type="spellEnd"/>
-      <w:r>
-        <w:rPr>
-          <w:b/>
-          <w:color w:val="FF0000"/>
-        </w:rPr>
-        <w:t xml:space="preserve"> 755</w:t>
-      </w:r>
-    </w:p>
-    <w:p>
-      <w:r>
-        <w:rPr>
-          <w:b/>
-          <w:color w:val="FF0000"/>
-        </w:rPr>
-        <w:t>Ejemplo de configuración personalizada para desarrollador</w:t>
-      </w:r>
-    </w:p>
-    <w:p>
-      <w:pPr>
-        <w:spacing w:after="0"/>
-      </w:pPr>
-      <w:proofErr w:type="spellStart"/>
-      <w:r>
-        <w:t>local_root</w:t>
-      </w:r>
-      <w:proofErr w:type="spellEnd"/>
-      <w:r>
-        <w:t>=/</w:t>
-      </w:r>
-      <w:proofErr w:type="spellStart"/>
-      <w:r>
-        <w:t>var</w:t>
-      </w:r>
-      <w:proofErr w:type="spellEnd"/>
-      <w:r>
-        <w:t>/www/desarrollador</w:t>
-      </w:r>
-    </w:p>
-    <w:p>
-      <w:pPr>
-        <w:spacing w:after="0"/>
-        <w:rPr>
-          <w:b/>
-        </w:rPr>
-      </w:pPr>
-      <w:r>
-        <w:rPr>
-          <w:b/>
-        </w:rPr>
-        <w:t>Permitir que apache (www-data) acceda a directorios que son de usuarios</w:t>
-      </w:r>
-      <w:r>
-        <w:rPr>
-          <w:b/>
-        </w:rPr>
-        <w:t xml:space="preserve"> metiéndolo a grupos</w:t>
-      </w:r>
-    </w:p>
-    <w:p>
-      <w:pPr>
-        <w:spacing w:after="0"/>
-      </w:pPr>
-      <w:r>
-        <w:t xml:space="preserve">sudo </w:t>
-      </w:r>
-      <w:proofErr w:type="spellStart"/>
-      <w:r>
-        <w:t>usermod</w:t>
-      </w:r>
-      <w:proofErr w:type="spellEnd"/>
-      <w:r>
-        <w:t xml:space="preserve"> -</w:t>
-      </w:r>
-      <w:proofErr w:type="spellStart"/>
-      <w:r>
-        <w:t>aG</w:t>
-      </w:r>
-      <w:proofErr w:type="spellEnd"/>
-      <w:r>
-        <w:t xml:space="preserve"> </w:t>
-      </w:r>
-      <w:r>
-        <w:t>desarrollador</w:t>
-      </w:r>
-      <w:r>
-        <w:t xml:space="preserve"> www-data</w:t>
-      </w:r>
-    </w:p>
-    <w:p>
-      <w:pPr>
-        <w:spacing w:after="0"/>
-        <w:rPr>
-          <w:b/>
-        </w:rPr>
-      </w:pPr>
-      <w:r>
-        <w:rPr>
-          <w:b/>
-        </w:rPr>
-        <w:t>Enjaular usuarios</w:t>
-      </w:r>
-    </w:p>
-    <w:p>
-      <w:pPr>
-        <w:spacing w:after="0"/>
-        <w:rPr>
-          <w:b/>
-          <w:color w:val="FF0000"/>
-        </w:rPr>
-      </w:pPr>
-      <w:r>
-        <w:rPr>
-          <w:b/>
-          <w:color w:val="FF0000"/>
-        </w:rPr>
-        <w:t xml:space="preserve">Si </w:t>
-      </w:r>
-      <w:proofErr w:type="spellStart"/>
-      <w:r>
-        <w:rPr>
-          <w:b/>
-          <w:color w:val="FF0000"/>
-        </w:rPr>
-        <w:t>chroot_local_user</w:t>
-      </w:r>
-      <w:proofErr w:type="spellEnd"/>
-      <w:r>
-        <w:rPr>
-          <w:b/>
-          <w:color w:val="FF0000"/>
-        </w:rPr>
-        <w:t xml:space="preserve">=YES la lista indica qué usuarios no van a ser enjaulados, si </w:t>
-      </w:r>
-      <w:proofErr w:type="spellStart"/>
-      <w:r>
-        <w:rPr>
-          <w:b/>
-          <w:color w:val="FF0000"/>
-        </w:rPr>
-        <w:t>chroot_local_user</w:t>
-      </w:r>
-      <w:proofErr w:type="spellEnd"/>
-      <w:r>
-        <w:rPr>
-          <w:b/>
-          <w:color w:val="FF0000"/>
-        </w:rPr>
-        <w:t>=</w:t>
-      </w:r>
-      <w:r>
-        <w:rPr>
-          <w:b/>
-          <w:color w:val="FF0000"/>
-        </w:rPr>
-        <w:t>NO la l</w:t>
-      </w:r>
-      <w:r>
-        <w:rPr>
-          <w:b/>
-          <w:color w:val="FF0000"/>
-        </w:rPr>
-        <w:t>i</w:t>
-      </w:r>
-      <w:r>
-        <w:rPr>
-          <w:b/>
-          <w:color w:val="FF0000"/>
-        </w:rPr>
-        <w:t>s</w:t>
-      </w:r>
-      <w:r>
-        <w:rPr>
-          <w:b/>
-          <w:color w:val="FF0000"/>
-        </w:rPr>
-        <w:t xml:space="preserve">ta indica qué usuarios sí </w:t>
-      </w:r>
-      <w:proofErr w:type="spellStart"/>
-      <w:proofErr w:type="gramStart"/>
-      <w:r>
-        <w:rPr>
-          <w:b/>
-          <w:color w:val="FF0000"/>
-        </w:rPr>
-        <w:t>vana</w:t>
-      </w:r>
-      <w:proofErr w:type="spellEnd"/>
-      <w:r>
-        <w:rPr>
-          <w:b/>
-          <w:color w:val="FF0000"/>
-        </w:rPr>
-        <w:t xml:space="preserve">  ser</w:t>
-      </w:r>
-      <w:proofErr w:type="gramEnd"/>
-      <w:r>
-        <w:rPr>
-          <w:b/>
-          <w:color w:val="FF0000"/>
-        </w:rPr>
-        <w:t xml:space="preserve"> enjaulados</w:t>
-      </w:r>
-    </w:p>
-    <w:p>
-      <w:pPr>
-        <w:spacing w:after="0"/>
-      </w:pPr>
-      <w:proofErr w:type="spellStart"/>
-      <w:r>
-        <w:t>chroot_local_user</w:t>
+        <w:t>force_local_data_ssl</w:t>
       </w:r>
       <w:proofErr w:type="spellEnd"/>
       <w:r>
@@ -913,7 +1562,7 @@
       </w:pPr>
       <w:proofErr w:type="spellStart"/>
       <w:r>
-        <w:t>chroot_list_enable</w:t>
+        <w:t>force_local_logins_ssl</w:t>
       </w:r>
       <w:proofErr w:type="spellEnd"/>
       <w:r>
@@ -924,609 +1573,7 @@
       <w:pPr>
         <w:spacing w:after="0"/>
       </w:pPr>
-      <w:proofErr w:type="spellStart"/>
-      <w:r>
-        <w:t>chroot_list_file</w:t>
-      </w:r>
-      <w:proofErr w:type="spellEnd"/>
-      <w:r>
-        <w:t>=/</w:t>
-      </w:r>
-      <w:proofErr w:type="spellStart"/>
-      <w:r>
-        <w:t>etc</w:t>
-      </w:r>
-      <w:proofErr w:type="spellEnd"/>
-      <w:r>
-        <w:t>/</w:t>
-      </w:r>
-      <w:proofErr w:type="spellStart"/>
-      <w:r>
-        <w:t>vsftpd.chroot_list</w:t>
-      </w:r>
-      <w:proofErr w:type="spellEnd"/>
-    </w:p>
-    <w:p>
-      <w:pPr>
-        <w:spacing w:after="0"/>
-        <w:rPr>
-          <w:b/>
-        </w:rPr>
-      </w:pPr>
-      <w:r>
-        <w:rPr>
-          <w:b/>
-        </w:rPr>
-        <w:t>Permitir escritura en el home</w:t>
-      </w:r>
-    </w:p>
-    <w:p>
-      <w:pPr>
-        <w:spacing w:after="0"/>
-        <w:rPr>
-          <w:b/>
-          <w:color w:val="FF0000"/>
-        </w:rPr>
-      </w:pPr>
-      <w:r>
-        <w:rPr>
-          <w:b/>
-          <w:color w:val="FF0000"/>
-        </w:rPr>
-        <w:t xml:space="preserve">Sirve para arreglar el error 500 OOPS: </w:t>
-      </w:r>
-      <w:proofErr w:type="spellStart"/>
-      <w:r>
-        <w:rPr>
-          <w:b/>
-          <w:color w:val="FF0000"/>
-        </w:rPr>
-        <w:t>vsftpd</w:t>
-      </w:r>
-      <w:proofErr w:type="spellEnd"/>
-      <w:r>
-        <w:rPr>
-          <w:b/>
-          <w:color w:val="FF0000"/>
-        </w:rPr>
-        <w:t xml:space="preserve">: </w:t>
-      </w:r>
-      <w:proofErr w:type="spellStart"/>
-      <w:r>
-        <w:rPr>
-          <w:b/>
-          <w:color w:val="FF0000"/>
-        </w:rPr>
-        <w:t>refusing</w:t>
-      </w:r>
-      <w:proofErr w:type="spellEnd"/>
-      <w:r>
-        <w:rPr>
-          <w:b/>
-          <w:color w:val="FF0000"/>
-        </w:rPr>
-        <w:t xml:space="preserve"> to run with </w:t>
-      </w:r>
-      <w:proofErr w:type="spellStart"/>
-      <w:r>
-        <w:rPr>
-          <w:b/>
-          <w:color w:val="FF0000"/>
-        </w:rPr>
-        <w:t>writable</w:t>
-      </w:r>
-      <w:proofErr w:type="spellEnd"/>
-      <w:r>
-        <w:rPr>
-          <w:b/>
-          <w:color w:val="FF0000"/>
-        </w:rPr>
-        <w:t xml:space="preserve"> </w:t>
-      </w:r>
-      <w:proofErr w:type="spellStart"/>
-      <w:r>
-        <w:rPr>
-          <w:b/>
-          <w:color w:val="FF0000"/>
-        </w:rPr>
-        <w:t>root</w:t>
-      </w:r>
-      <w:proofErr w:type="spellEnd"/>
-      <w:r>
-        <w:rPr>
-          <w:b/>
-          <w:color w:val="FF0000"/>
-        </w:rPr>
-        <w:t xml:space="preserve"> </w:t>
-      </w:r>
-      <w:proofErr w:type="spellStart"/>
-      <w:r>
-        <w:rPr>
-          <w:b/>
-          <w:color w:val="FF0000"/>
-        </w:rPr>
-        <w:t>inside</w:t>
-      </w:r>
-      <w:proofErr w:type="spellEnd"/>
-      <w:r>
-        <w:rPr>
-          <w:b/>
-          <w:color w:val="FF0000"/>
-        </w:rPr>
-        <w:t xml:space="preserve"> </w:t>
-      </w:r>
-      <w:proofErr w:type="spellStart"/>
-      <w:proofErr w:type="gramStart"/>
-      <w:r>
-        <w:rPr>
-          <w:b/>
-          <w:color w:val="FF0000"/>
-        </w:rPr>
-        <w:t>chroot</w:t>
-      </w:r>
-      <w:proofErr w:type="spellEnd"/>
-      <w:r>
-        <w:rPr>
-          <w:b/>
-          <w:color w:val="FF0000"/>
-        </w:rPr>
-        <w:t>(</w:t>
-      </w:r>
-      <w:proofErr w:type="gramEnd"/>
-      <w:r>
-        <w:rPr>
-          <w:b/>
-          <w:color w:val="FF0000"/>
-        </w:rPr>
-        <w:t>)</w:t>
-      </w:r>
-    </w:p>
-    <w:p>
-      <w:proofErr w:type="spellStart"/>
-      <w:r>
-        <w:t>allow_writeable_chroot</w:t>
-      </w:r>
-      <w:proofErr w:type="spellEnd"/>
-      <w:r>
-        <w:t>=YES</w:t>
-      </w:r>
-    </w:p>
-    <w:p>
-      <w:pPr>
-        <w:spacing w:after="0"/>
-        <w:rPr>
-          <w:b/>
-        </w:rPr>
-      </w:pPr>
-      <w:r>
-        <w:rPr>
-          <w:b/>
-        </w:rPr>
-        <w:t xml:space="preserve">Denegar </w:t>
-      </w:r>
-      <w:r>
-        <w:rPr>
-          <w:b/>
-        </w:rPr>
-        <w:t>escritura en el home</w:t>
-      </w:r>
-    </w:p>
-    <w:p>
-      <w:pPr>
-        <w:spacing w:after="0"/>
-        <w:rPr>
-          <w:b/>
-          <w:color w:val="FF0000"/>
-        </w:rPr>
-      </w:pPr>
-      <w:r>
-        <w:rPr>
-          <w:b/>
-          <w:color w:val="FF0000"/>
-        </w:rPr>
-        <w:t>Configurar en el fichero de usuario personalizado</w:t>
-      </w:r>
-    </w:p>
-    <w:p>
-      <w:pPr>
-        <w:spacing w:after="0"/>
-      </w:pPr>
-      <w:proofErr w:type="spellStart"/>
-      <w:r>
-        <w:t>write_enable</w:t>
-      </w:r>
-      <w:proofErr w:type="spellEnd"/>
-      <w:r>
-        <w:t>=NO</w:t>
-      </w:r>
-    </w:p>
-    <w:p>
-      <w:pPr>
-        <w:spacing w:after="0"/>
-        <w:rPr>
-          <w:b/>
-        </w:rPr>
-      </w:pPr>
-      <w:r>
-        <w:rPr>
-          <w:b/>
-        </w:rPr>
-        <w:t xml:space="preserve">Registrar </w:t>
-      </w:r>
-      <w:r>
-        <w:rPr>
-          <w:b/>
-        </w:rPr>
-        <w:t xml:space="preserve">todas las transferencias en formato </w:t>
-      </w:r>
-      <w:proofErr w:type="spellStart"/>
-      <w:r>
-        <w:rPr>
-          <w:b/>
-        </w:rPr>
-        <w:t>xferlog</w:t>
-      </w:r>
-      <w:proofErr w:type="spellEnd"/>
-    </w:p>
-    <w:p>
-      <w:pPr>
-        <w:spacing w:after="0"/>
-      </w:pPr>
-      <w:proofErr w:type="spellStart"/>
-      <w:r>
-        <w:t>xferlog_enable</w:t>
-      </w:r>
-      <w:proofErr w:type="spellEnd"/>
-      <w:r>
-        <w:t>=YES</w:t>
-      </w:r>
-    </w:p>
-    <w:p>
-      <w:pPr>
-        <w:spacing w:after="0"/>
-      </w:pPr>
-      <w:proofErr w:type="spellStart"/>
-      <w:r>
-        <w:t>xferlog_std_format</w:t>
-      </w:r>
-      <w:proofErr w:type="spellEnd"/>
-      <w:r>
-        <w:t>=YES</w:t>
-      </w:r>
-    </w:p>
-    <w:p>
-      <w:pPr>
-        <w:spacing w:after="0"/>
-      </w:pPr>
-      <w:proofErr w:type="spellStart"/>
-      <w:r>
-        <w:t>xferlog_file</w:t>
-      </w:r>
-      <w:proofErr w:type="spellEnd"/>
-      <w:r>
-        <w:t>=/</w:t>
-      </w:r>
-      <w:proofErr w:type="spellStart"/>
-      <w:r>
-        <w:t>var</w:t>
-      </w:r>
-      <w:proofErr w:type="spellEnd"/>
-      <w:r>
-        <w:t>/log/vsftpd.log</w:t>
-      </w:r>
-    </w:p>
-    <w:p>
-      <w:pPr>
-        <w:spacing w:after="0"/>
-        <w:rPr>
-          <w:b/>
-        </w:rPr>
-      </w:pPr>
-      <w:r>
-        <w:rPr>
-          <w:b/>
-        </w:rPr>
-        <w:t>Obtener archivos del servidor</w:t>
-      </w:r>
-    </w:p>
-    <w:p>
-      <w:pPr>
-        <w:spacing w:after="0"/>
-        <w:rPr>
-          <w:b/>
-          <w:color w:val="FF0000"/>
-        </w:rPr>
-      </w:pPr>
-      <w:r>
-        <w:rPr>
-          <w:b/>
-          <w:color w:val="FF0000"/>
-        </w:rPr>
-        <w:t>Estar en una ruta local con permisos para poder descargar</w:t>
-      </w:r>
-    </w:p>
-    <w:p>
-      <w:pPr>
-        <w:spacing w:after="0"/>
-        <w:rPr>
-          <w:b/>
-          <w:color w:val="FF0000"/>
-        </w:rPr>
-      </w:pPr>
-      <w:r>
-        <w:rPr>
-          <w:b/>
-          <w:color w:val="FF0000"/>
-        </w:rPr>
-        <w:t>Un archivo</w:t>
-      </w:r>
-    </w:p>
-    <w:p>
-      <w:pPr>
-        <w:spacing w:after="0"/>
-      </w:pPr>
-      <w:proofErr w:type="spellStart"/>
-      <w:r>
-        <w:t>get</w:t>
-      </w:r>
-      <w:proofErr w:type="spellEnd"/>
-      <w:r>
-        <w:t xml:space="preserve"> prueba</w:t>
-      </w:r>
-    </w:p>
-    <w:p>
-      <w:pPr>
-        <w:spacing w:after="0"/>
-        <w:rPr>
-          <w:b/>
-          <w:color w:val="FF0000"/>
-        </w:rPr>
-      </w:pPr>
-      <w:r>
-        <w:rPr>
-          <w:b/>
-          <w:color w:val="FF0000"/>
-        </w:rPr>
-        <w:t>Varios archivos</w:t>
-      </w:r>
-    </w:p>
-    <w:p>
-      <w:pPr>
-        <w:spacing w:after="0"/>
-      </w:pPr>
-      <w:proofErr w:type="spellStart"/>
-      <w:r>
-        <w:t>mget</w:t>
-      </w:r>
-      <w:proofErr w:type="spellEnd"/>
-      <w:r>
-        <w:t xml:space="preserve"> prueba</w:t>
-      </w:r>
-      <w:r>
-        <w:t xml:space="preserve"> prueba2</w:t>
-      </w:r>
-    </w:p>
-    <w:p>
-      <w:pPr>
-        <w:spacing w:after="0"/>
-        <w:rPr>
-          <w:b/>
-        </w:rPr>
-      </w:pPr>
-      <w:r>
-        <w:rPr>
-          <w:b/>
-        </w:rPr>
-        <w:t>Subir archivos al servidor</w:t>
-      </w:r>
-    </w:p>
-    <w:p>
-      <w:pPr>
-        <w:spacing w:after="0"/>
-        <w:rPr>
-          <w:b/>
-          <w:color w:val="FF0000"/>
-        </w:rPr>
-      </w:pPr>
-      <w:r>
-        <w:rPr>
-          <w:b/>
-          <w:color w:val="FF0000"/>
-        </w:rPr>
-        <w:t>Un archivo</w:t>
-      </w:r>
-    </w:p>
-    <w:p>
-      <w:pPr>
-        <w:spacing w:after="0"/>
-      </w:pPr>
-      <w:proofErr w:type="spellStart"/>
-      <w:r>
-        <w:t>p</w:t>
-      </w:r>
-      <w:r>
-        <w:t>ut</w:t>
-      </w:r>
-      <w:proofErr w:type="spellEnd"/>
-      <w:r>
-        <w:t xml:space="preserve"> prueba</w:t>
-      </w:r>
-    </w:p>
-    <w:p>
-      <w:pPr>
-        <w:spacing w:after="0"/>
-        <w:rPr>
-          <w:b/>
-          <w:color w:val="FF0000"/>
-        </w:rPr>
-      </w:pPr>
-      <w:r>
-        <w:rPr>
-          <w:b/>
-          <w:color w:val="FF0000"/>
-        </w:rPr>
-        <w:t>Varios archivos</w:t>
-      </w:r>
-    </w:p>
-    <w:p>
-      <w:pPr>
-        <w:spacing w:after="0"/>
-      </w:pPr>
-      <w:proofErr w:type="spellStart"/>
-      <w:r>
-        <w:t>M</w:t>
-      </w:r>
-      <w:r>
-        <w:t>put</w:t>
-      </w:r>
-      <w:proofErr w:type="spellEnd"/>
-      <w:r>
-        <w:t xml:space="preserve"> prueba prueba2</w:t>
-      </w:r>
-    </w:p>
-    <w:p>
-      <w:pPr>
-        <w:spacing w:after="0"/>
-        <w:rPr>
-          <w:b/>
-        </w:rPr>
-      </w:pPr>
-      <w:r>
-        <w:rPr>
-          <w:b/>
-        </w:rPr>
-        <w:t>Configu</w:t>
-      </w:r>
-      <w:r>
-        <w:rPr>
-          <w:b/>
-        </w:rPr>
-        <w:t>rar el servidor en modo seguro</w:t>
-      </w:r>
-    </w:p>
-    <w:p>
-      <w:pPr>
-        <w:spacing w:after="0"/>
-        <w:rPr>
-          <w:b/>
-          <w:color w:val="FF0000"/>
-        </w:rPr>
-      </w:pPr>
-      <w:r>
-        <w:rPr>
-          <w:b/>
-          <w:color w:val="FF0000"/>
-        </w:rPr>
-        <w:t>C</w:t>
-      </w:r>
-      <w:r>
-        <w:rPr>
-          <w:b/>
-          <w:color w:val="FF0000"/>
-        </w:rPr>
-        <w:t xml:space="preserve">on </w:t>
-      </w:r>
-      <w:proofErr w:type="spellStart"/>
-      <w:r>
-        <w:rPr>
-          <w:b/>
-          <w:color w:val="FF0000"/>
-        </w:rPr>
-        <w:t>ftps</w:t>
-      </w:r>
-      <w:proofErr w:type="spellEnd"/>
-      <w:r>
-        <w:rPr>
-          <w:b/>
-          <w:color w:val="FF0000"/>
-        </w:rPr>
-        <w:t xml:space="preserve"> implícito</w:t>
-      </w:r>
-    </w:p>
-    <w:p>
-      <w:pPr>
-        <w:spacing w:after="0"/>
-      </w:pPr>
-      <w:proofErr w:type="spellStart"/>
-      <w:r>
-        <w:t>ssl_enable</w:t>
-      </w:r>
-      <w:proofErr w:type="spellEnd"/>
-      <w:r>
-        <w:t>=YES</w:t>
-      </w:r>
-    </w:p>
-    <w:p>
-      <w:pPr>
-        <w:spacing w:after="0"/>
-      </w:pPr>
-      <w:proofErr w:type="spellStart"/>
-      <w:r>
-        <w:t>implicit_ssl</w:t>
-      </w:r>
-      <w:proofErr w:type="spellEnd"/>
-      <w:r>
-        <w:t>=YES</w:t>
-      </w:r>
-    </w:p>
-    <w:p>
-      <w:pPr>
-        <w:spacing w:after="0"/>
-      </w:pPr>
-      <w:proofErr w:type="spellStart"/>
-      <w:r>
-        <w:t>listen_port</w:t>
-      </w:r>
-      <w:proofErr w:type="spellEnd"/>
-      <w:r>
-        <w:t>=990</w:t>
-      </w:r>
-    </w:p>
-    <w:p>
-      <w:pPr>
-        <w:spacing w:after="0"/>
-      </w:pPr>
-      <w:proofErr w:type="spellStart"/>
-      <w:r>
-        <w:t>allow_anon_ssl</w:t>
-      </w:r>
-      <w:proofErr w:type="spellEnd"/>
-      <w:r>
-        <w:t>=NO</w:t>
-      </w:r>
-    </w:p>
-    <w:p>
-      <w:pPr>
-        <w:spacing w:after="0"/>
-      </w:pPr>
-      <w:proofErr w:type="spellStart"/>
-      <w:r>
-        <w:t>force_local_data_ssl</w:t>
-      </w:r>
-      <w:proofErr w:type="spellEnd"/>
-      <w:r>
-        <w:t>=YES</w:t>
-      </w:r>
-    </w:p>
-    <w:p>
-      <w:pPr>
-        <w:spacing w:after="0"/>
-      </w:pPr>
-      <w:proofErr w:type="spellStart"/>
-      <w:r>
-        <w:t>force_local_logins_ssl</w:t>
-      </w:r>
-      <w:proofErr w:type="spellEnd"/>
-      <w:r>
-        <w:t>=YES</w:t>
-      </w:r>
-    </w:p>
-    <w:p>
-      <w:pPr>
-        <w:spacing w:after="0"/>
-      </w:pPr>
-      <w:r>
-        <w:lastRenderedPageBreak/>
+      <w:r>
         <w:t>ssl_tlsv1=YES</w:t>
       </w:r>
     </w:p>
@@ -1737,6 +1784,7 @@
       <w:pPr>
         <w:spacing w:after="0"/>
       </w:pPr>
+      <w:bookmarkStart w:id="0" w:name="_GoBack"/>
       <w:proofErr w:type="spellStart"/>
       <w:r>
         <w:t>lftp</w:t>
@@ -1745,9 +1793,8 @@
       <w:r>
         <w:t xml:space="preserve"> -u desarrollador ftps://192.168.1.191</w:t>
       </w:r>
-      <w:bookmarkStart w:id="0" w:name="_GoBack"/>
-      <w:bookmarkEnd w:id="0"/>
-    </w:p>
+    </w:p>
+    <w:bookmarkEnd w:id="0"/>
     <w:p>
       <w:pPr>
         <w:spacing w:after="0"/>
@@ -2078,21 +2125,25 @@
         <w:rPr>
           <w:b/>
         </w:rPr>
-        <w:t xml:space="preserve">Para usuario anónimo el </w:t>
-      </w:r>
-      <w:proofErr w:type="spellStart"/>
-      <w:r>
-        <w:rPr>
-          <w:b/>
-        </w:rPr>
-        <w:t>usaurio</w:t>
-      </w:r>
-      <w:proofErr w:type="spellEnd"/>
-      <w:r>
-        <w:rPr>
-          <w:b/>
-        </w:rPr>
-        <w:t xml:space="preserve"> es = </w:t>
+        <w:t>Para usuario anónimo el us</w:t>
+      </w:r>
+      <w:r>
+        <w:rPr>
+          <w:b/>
+        </w:rPr>
+        <w:t>u</w:t>
+      </w:r>
+      <w:r>
+        <w:rPr>
+          <w:b/>
+        </w:rPr>
+        <w:t>a</w:t>
+      </w:r>
+      <w:r>
+        <w:rPr>
+          <w:b/>
+        </w:rPr>
+        <w:t xml:space="preserve">rio es = </w:t>
       </w:r>
       <w:proofErr w:type="spellStart"/>
       <w:r>
